--- a/Y3/T2/Network Security/Lab/MOD12-13-14/GNS3/Answer/16.1.6 Lab - Hashing Things Out.docx
+++ b/Y3/T2/Network Security/Lab/MOD12-13-14/GNS3/Answer/16.1.6 Lab - Hashing Things Out.docx
@@ -1,6 +1,6 @@
 
 <file path=word/document.xml><?xml version="1.0" encoding="utf-8"?>
-<w:document xmlns:wpc="http://schemas.microsoft.com/office/word/2010/wordprocessingCanvas" xmlns:cx="http://schemas.microsoft.com/office/drawing/2014/chartex" xmlns:cx1="http://schemas.microsoft.com/office/drawing/2015/9/8/chartex" xmlns:cx2="http://schemas.microsoft.com/office/drawing/2015/10/21/chartex" xmlns:cx3="http://schemas.microsoft.com/office/drawing/2016/5/9/chartex" xmlns:cx4="http://schemas.microsoft.com/office/drawing/2016/5/10/chartex" xmlns:cx5="http://schemas.microsoft.com/office/drawing/2016/5/11/chartex" xmlns:cx6="http://schemas.microsoft.com/office/drawing/2016/5/12/chartex" xmlns:cx7="http://schemas.microsoft.com/office/drawing/2016/5/13/chartex" xmlns:cx8="http://schemas.microsoft.com/office/drawing/2016/5/14/chartex" xmlns:mc="http://schemas.openxmlformats.org/markup-compatibility/2006" xmlns:aink="http://schemas.microsoft.com/office/drawing/2016/ink" xmlns:am3d="http://schemas.microsoft.com/office/drawing/2017/model3d" xmlns:o="urn:schemas-microsoft-com:office:office" xmlns:r="http://schemas.openxmlformats.org/officeDocument/2006/relationships" xmlns:m="http://schemas.openxmlformats.org/officeDocument/2006/math" xmlns:v="urn:schemas-microsoft-com:vml" xmlns:wp14="http://schemas.microsoft.com/office/word/2010/wordprocessingDrawing" xmlns:wp="http://schemas.openxmlformats.org/drawingml/2006/wordprocessingDrawing" xmlns:w10="urn:schemas-microsoft-com:office:word" xmlns:w="http://schemas.openxmlformats.org/wordprocessingml/2006/main" xmlns:w14="http://schemas.microsoft.com/office/word/2010/wordml" xmlns:w15="http://schemas.microsoft.com/office/word/2012/wordml" xmlns:w16cex="http://schemas.microsoft.com/office/word/2018/wordml/cex" xmlns:w16cid="http://schemas.microsoft.com/office/word/2016/wordml/cid" xmlns:w16="http://schemas.microsoft.com/office/word/2018/wordml" xmlns:w16se="http://schemas.microsoft.com/office/word/2015/wordml/symex" xmlns:wpg="http://schemas.microsoft.com/office/word/2010/wordprocessingGroup" xmlns:wpi="http://schemas.microsoft.com/office/word/2010/wordprocessingInk" xmlns:wne="http://schemas.microsoft.com/office/word/2006/wordml" xmlns:wps="http://schemas.microsoft.com/office/word/2010/wordprocessingShape" mc:Ignorable="w14 w15 w16se w16cid w16 w16cex wp14">
+<w:document xmlns:wpc="http://schemas.microsoft.com/office/word/2010/wordprocessingCanvas" xmlns:cx="http://schemas.microsoft.com/office/drawing/2014/chartex" xmlns:cx1="http://schemas.microsoft.com/office/drawing/2015/9/8/chartex" xmlns:cx2="http://schemas.microsoft.com/office/drawing/2015/10/21/chartex" xmlns:cx3="http://schemas.microsoft.com/office/drawing/2016/5/9/chartex" xmlns:cx4="http://schemas.microsoft.com/office/drawing/2016/5/10/chartex" xmlns:cx5="http://schemas.microsoft.com/office/drawing/2016/5/11/chartex" xmlns:cx6="http://schemas.microsoft.com/office/drawing/2016/5/12/chartex" xmlns:cx7="http://schemas.microsoft.com/office/drawing/2016/5/13/chartex" xmlns:cx8="http://schemas.microsoft.com/office/drawing/2016/5/14/chartex" xmlns:mc="http://schemas.openxmlformats.org/markup-compatibility/2006" xmlns:aink="http://schemas.microsoft.com/office/drawing/2016/ink" xmlns:am3d="http://schemas.microsoft.com/office/drawing/2017/model3d" xmlns:o="urn:schemas-microsoft-com:office:office" xmlns:oel="http://schemas.microsoft.com/office/2019/extlst" xmlns:r="http://schemas.openxmlformats.org/officeDocument/2006/relationships" xmlns:m="http://schemas.openxmlformats.org/officeDocument/2006/math" xmlns:v="urn:schemas-microsoft-com:vml" xmlns:wp14="http://schemas.microsoft.com/office/word/2010/wordprocessingDrawing" xmlns:wp="http://schemas.openxmlformats.org/drawingml/2006/wordprocessingDrawing" xmlns:w10="urn:schemas-microsoft-com:office:word" xmlns:w="http://schemas.openxmlformats.org/wordprocessingml/2006/main" xmlns:w14="http://schemas.microsoft.com/office/word/2010/wordml" xmlns:w15="http://schemas.microsoft.com/office/word/2012/wordml" xmlns:w16cex="http://schemas.microsoft.com/office/word/2018/wordml/cex" xmlns:w16cid="http://schemas.microsoft.com/office/word/2016/wordml/cid" xmlns:w16="http://schemas.microsoft.com/office/word/2018/wordml" xmlns:w16du="http://schemas.microsoft.com/office/word/2023/wordml/word16du" xmlns:w16sdtdh="http://schemas.microsoft.com/office/word/2020/wordml/sdtdatahash" xmlns:w16sdtfl="http://schemas.microsoft.com/office/word/2024/wordml/sdtformatlock" xmlns:w16se="http://schemas.microsoft.com/office/word/2015/wordml/symex" xmlns:wpg="http://schemas.microsoft.com/office/word/2010/wordprocessingGroup" xmlns:wpi="http://schemas.microsoft.com/office/word/2010/wordprocessingInk" xmlns:wne="http://schemas.microsoft.com/office/word/2006/wordml" xmlns:wps="http://schemas.microsoft.com/office/word/2010/wordprocessingShape" mc:Ignorable="w14 w15 w16se w16cid w16 w16cex w16sdtdh w16sdtfl w16du wp14">
   <w:body>
     <w:p>
       <w:pPr>
@@ -42,6 +42,22 @@
           <w:r>
             <w:t xml:space="preserve"> Hashing Things Out</w:t>
           </w:r>
+          <w:r>
+            <w:t xml:space="preserve"> </w:t>
+          </w:r>
+          <w:proofErr w:type="gramStart"/>
+          <w:r>
+            <w:t>( THY</w:t>
+          </w:r>
+          <w:proofErr w:type="gramEnd"/>
+          <w:r>
+            <w:t xml:space="preserve"> </w:t>
+          </w:r>
+          <w:proofErr w:type="gramStart"/>
+          <w:r>
+            <w:t>DAYUTH )</w:t>
+          </w:r>
+          <w:proofErr w:type="gramEnd"/>
         </w:sdtContent>
       </w:sdt>
     </w:p>
@@ -184,21 +200,25 @@
       <w:r>
         <w:t xml:space="preserve">Start the Security Workstation VM and log in with username </w:t>
       </w:r>
+      <w:proofErr w:type="spellStart"/>
       <w:r>
         <w:rPr>
           <w:b/>
         </w:rPr>
         <w:t>sec_admin</w:t>
       </w:r>
+      <w:proofErr w:type="spellEnd"/>
       <w:r>
         <w:t xml:space="preserve"> and password </w:t>
       </w:r>
+      <w:proofErr w:type="spellStart"/>
       <w:r>
         <w:rPr>
           <w:b/>
         </w:rPr>
         <w:t>net_secPW</w:t>
       </w:r>
+      <w:proofErr w:type="spellEnd"/>
       <w:r>
         <w:t>.</w:t>
       </w:r>
@@ -240,6 +260,7 @@
         </w:rPr>
         <w:t>/home/</w:t>
       </w:r>
+      <w:proofErr w:type="spellStart"/>
       <w:r>
         <w:rPr>
           <w:b/>
@@ -247,12 +268,29 @@
         </w:rPr>
         <w:t>sec_admin</w:t>
       </w:r>
+      <w:proofErr w:type="spellEnd"/>
       <w:r>
         <w:rPr>
           <w:b/>
           <w:bCs/>
         </w:rPr>
-        <w:t>/lab.support.files/</w:t>
+        <w:t>/</w:t>
+      </w:r>
+      <w:proofErr w:type="spellStart"/>
+      <w:r>
+        <w:rPr>
+          <w:b/>
+          <w:bCs/>
+        </w:rPr>
+        <w:t>lab.support.files</w:t>
+      </w:r>
+      <w:proofErr w:type="spellEnd"/>
+      <w:r>
+        <w:rPr>
+          <w:b/>
+          <w:bCs/>
+        </w:rPr>
+        <w:t>/</w:t>
       </w:r>
       <w:r>
         <w:t xml:space="preserve"> directory, change to that directory:</w:t>
@@ -265,11 +303,24 @@
       <w:r>
         <w:t>[</w:t>
       </w:r>
+      <w:proofErr w:type="spellStart"/>
       <w:r>
         <w:t>sec_admin</w:t>
       </w:r>
       <w:r>
-        <w:t xml:space="preserve">@secOps ~]$ </w:t>
+        <w:t>@secOps</w:t>
+      </w:r>
+      <w:proofErr w:type="spellEnd"/>
+      <w:r>
+        <w:t xml:space="preserve"> </w:t>
+      </w:r>
+      <w:proofErr w:type="gramStart"/>
+      <w:r>
+        <w:t>~]$</w:t>
+      </w:r>
+      <w:proofErr w:type="gramEnd"/>
+      <w:r>
+        <w:t xml:space="preserve"> </w:t>
       </w:r>
       <w:r>
         <w:rPr>
@@ -277,17 +328,33 @@
         </w:rPr>
         <w:t>cd /home/</w:t>
       </w:r>
+      <w:proofErr w:type="spellStart"/>
       <w:r>
         <w:rPr>
           <w:b/>
         </w:rPr>
         <w:t>sec_admin</w:t>
       </w:r>
+      <w:proofErr w:type="spellEnd"/>
       <w:r>
         <w:rPr>
           <w:b/>
         </w:rPr>
-        <w:t>/lab.support.files/</w:t>
+        <w:t>/</w:t>
+      </w:r>
+      <w:proofErr w:type="spellStart"/>
+      <w:r>
+        <w:rPr>
+          <w:b/>
+        </w:rPr>
+        <w:t>lab.support.files</w:t>
+      </w:r>
+      <w:proofErr w:type="spellEnd"/>
+      <w:r>
+        <w:rPr>
+          <w:b/>
+        </w:rPr>
+        <w:t>/</w:t>
       </w:r>
     </w:p>
     <w:p>
@@ -324,11 +391,37 @@
       <w:r>
         <w:t>[</w:t>
       </w:r>
+      <w:proofErr w:type="spellStart"/>
       <w:r>
         <w:t>sec_admin</w:t>
       </w:r>
       <w:r>
-        <w:t xml:space="preserve">@secOps lab.support.files]$ </w:t>
+        <w:t>@secOps</w:t>
+      </w:r>
+      <w:proofErr w:type="spellEnd"/>
+      <w:r>
+        <w:t xml:space="preserve"> </w:t>
+      </w:r>
+      <w:proofErr w:type="spellStart"/>
+      <w:proofErr w:type="gramStart"/>
+      <w:r>
+        <w:t>lab.support</w:t>
+      </w:r>
+      <w:proofErr w:type="gramEnd"/>
+      <w:r>
+        <w:t>.</w:t>
+      </w:r>
+      <w:proofErr w:type="gramStart"/>
+      <w:r>
+        <w:t>files</w:t>
+      </w:r>
+      <w:proofErr w:type="spellEnd"/>
+      <w:r>
+        <w:t>]$</w:t>
+      </w:r>
+      <w:proofErr w:type="gramEnd"/>
+      <w:r>
+        <w:t xml:space="preserve"> </w:t>
       </w:r>
       <w:r>
         <w:rPr>
@@ -350,7 +443,23 @@
         <w:pStyle w:val="CMDOutput"/>
       </w:pPr>
       <w:r>
-        <w:t>I am writing this letter to thank you for the chocolate chip cookies you sent me. I got them this morning and I have already eaten half of the box! They are absolutely delicious!</w:t>
+        <w:t xml:space="preserve">I am writing this letter to thank you for the chocolate chip cookies you sent me. I got them this </w:t>
+      </w:r>
+      <w:proofErr w:type="gramStart"/>
+      <w:r>
+        <w:t>morning</w:t>
+      </w:r>
+      <w:proofErr w:type="gramEnd"/>
+      <w:r>
+        <w:t xml:space="preserve"> and I have already eaten half of the box! They are </w:t>
+      </w:r>
+      <w:proofErr w:type="gramStart"/>
+      <w:r>
+        <w:t>absolutely delicious</w:t>
+      </w:r>
+      <w:proofErr w:type="gramEnd"/>
+      <w:r>
+        <w:t>!</w:t>
       </w:r>
     </w:p>
     <w:p>
@@ -424,17 +533,51 @@
       <w:r>
         <w:t>[</w:t>
       </w:r>
+      <w:proofErr w:type="spellStart"/>
       <w:r>
         <w:t>sec_admin</w:t>
       </w:r>
       <w:r>
-        <w:t xml:space="preserve">@secOps lab.support.files]$ </w:t>
-      </w:r>
+        <w:t>@secOps</w:t>
+      </w:r>
+      <w:proofErr w:type="spellEnd"/>
+      <w:r>
+        <w:t xml:space="preserve"> </w:t>
+      </w:r>
+      <w:proofErr w:type="spellStart"/>
+      <w:proofErr w:type="gramStart"/>
+      <w:r>
+        <w:t>lab.support</w:t>
+      </w:r>
+      <w:proofErr w:type="gramEnd"/>
+      <w:r>
+        <w:t>.</w:t>
+      </w:r>
+      <w:proofErr w:type="gramStart"/>
+      <w:r>
+        <w:t>files</w:t>
+      </w:r>
+      <w:proofErr w:type="spellEnd"/>
+      <w:r>
+        <w:t>]$</w:t>
+      </w:r>
+      <w:proofErr w:type="gramEnd"/>
+      <w:r>
+        <w:t xml:space="preserve"> </w:t>
+      </w:r>
+      <w:proofErr w:type="spellStart"/>
       <w:r>
         <w:rPr>
           <w:b/>
         </w:rPr>
-        <w:t xml:space="preserve">openssl </w:t>
+        <w:t>openssl</w:t>
+      </w:r>
+      <w:proofErr w:type="spellEnd"/>
+      <w:r>
+        <w:rPr>
+          <w:b/>
+        </w:rPr>
+        <w:t xml:space="preserve"> </w:t>
       </w:r>
       <w:r>
         <w:rPr>
@@ -457,7 +600,15 @@
         <w:pStyle w:val="CMD"/>
       </w:pPr>
       <w:r>
-        <w:t>SHA256(letter_to_grandma.txt)= deff9c9bbece44866796ff6cf21f2612fbb77aa1b2515a900bafb29be118080b</w:t>
+        <w:t>SHA256(</w:t>
+      </w:r>
+      <w:proofErr w:type="gramStart"/>
+      <w:r>
+        <w:t>letter_to_grandma.txt)=</w:t>
+      </w:r>
+      <w:proofErr w:type="gramEnd"/>
+      <w:r>
+        <w:t xml:space="preserve"> deff9c9bbece44866796ff6cf21f2612fbb77aa1b2515a900bafb29be118080b</w:t>
       </w:r>
     </w:p>
     <w:p>
@@ -470,6 +621,7 @@
         <w:ind w:left="720"/>
       </w:pPr>
       <w:r>
+        <w:lastRenderedPageBreak/>
         <w:t xml:space="preserve">Notice the format of the output. OpenSSL displays the hashing algorithm used, </w:t>
       </w:r>
       <w:r>
@@ -494,7 +646,15 @@
         <w:t>256</w:t>
       </w:r>
       <w:r>
-        <w:t xml:space="preserve"> hash itself is displayed after the equal (‘=’) sign.</w:t>
+        <w:t xml:space="preserve"> hash itself is displayed after the </w:t>
+      </w:r>
+      <w:proofErr w:type="gramStart"/>
+      <w:r>
+        <w:t>equal (‘</w:t>
+      </w:r>
+      <w:proofErr w:type="gramEnd"/>
+      <w:r>
+        <w:t>=’) sign.</w:t>
       </w:r>
     </w:p>
     <w:p>
@@ -502,7 +662,31 @@
         <w:pStyle w:val="SubStepAlpha"/>
       </w:pPr>
       <w:r>
-        <w:t>Hash functions are useful for verifying the integrity of the data regardless of whether it is an image, a song, or a simple text file. The smallest change results in a completely different hash. Hashes can be calculated before and after transmission, and then compared. If the hashes do not match, then data was modified during transmission.</w:t>
+        <w:t xml:space="preserve">Hash functions are useful for verifying the integrity of the data regardless of whether it is an image, a song, or a simple text file. The smallest change results in a completely different </w:t>
+      </w:r>
+      <w:proofErr w:type="gramStart"/>
+      <w:r>
+        <w:t>hash</w:t>
+      </w:r>
+      <w:proofErr w:type="gramEnd"/>
+      <w:r>
+        <w:t xml:space="preserve">. Hashes can be calculated before and after </w:t>
+      </w:r>
+      <w:proofErr w:type="gramStart"/>
+      <w:r>
+        <w:t>transmission, and</w:t>
+      </w:r>
+      <w:proofErr w:type="gramEnd"/>
+      <w:r>
+        <w:t xml:space="preserve"> then compared. If the hashes do not match, then data </w:t>
+      </w:r>
+      <w:proofErr w:type="gramStart"/>
+      <w:r>
+        <w:t>was</w:t>
+      </w:r>
+      <w:proofErr w:type="gramEnd"/>
+      <w:r>
+        <w:t xml:space="preserve"> modified during transmission.</w:t>
       </w:r>
     </w:p>
     <w:p>
@@ -552,11 +736,37 @@
       <w:r>
         <w:t>[</w:t>
       </w:r>
+      <w:proofErr w:type="spellStart"/>
       <w:r>
         <w:t>sec_admin</w:t>
       </w:r>
       <w:r>
-        <w:t xml:space="preserve">@secOps lab.support.files]$ </w:t>
+        <w:t>@secOps</w:t>
+      </w:r>
+      <w:proofErr w:type="spellEnd"/>
+      <w:r>
+        <w:t xml:space="preserve"> </w:t>
+      </w:r>
+      <w:proofErr w:type="spellStart"/>
+      <w:proofErr w:type="gramStart"/>
+      <w:r>
+        <w:t>lab.support</w:t>
+      </w:r>
+      <w:proofErr w:type="gramEnd"/>
+      <w:r>
+        <w:t>.</w:t>
+      </w:r>
+      <w:proofErr w:type="gramStart"/>
+      <w:r>
+        <w:t>files</w:t>
+      </w:r>
+      <w:proofErr w:type="spellEnd"/>
+      <w:r>
+        <w:t>]$</w:t>
+      </w:r>
+      <w:proofErr w:type="gramEnd"/>
+      <w:r>
+        <w:t xml:space="preserve"> </w:t>
       </w:r>
       <w:r>
         <w:rPr>
@@ -602,13 +812,24 @@
         <w:t>‘Hi Grandpa’</w:t>
       </w:r>
       <w:r>
-        <w:t xml:space="preserve">. Notice we are changing only one character, </w:t>
+        <w:t xml:space="preserve">. Notice we are changing only one </w:t>
+      </w:r>
+      <w:proofErr w:type="gramStart"/>
+      <w:r>
+        <w:t xml:space="preserve">character, </w:t>
       </w:r>
       <w:r>
         <w:rPr>
           <w:b/>
         </w:rPr>
-        <w:t>‘m’</w:t>
+        <w:t>‘</w:t>
+      </w:r>
+      <w:proofErr w:type="gramEnd"/>
+      <w:r>
+        <w:rPr>
+          <w:b/>
+        </w:rPr>
+        <w:t>m’</w:t>
       </w:r>
       <w:r>
         <w:t xml:space="preserve"> to </w:t>
@@ -686,17 +907,51 @@
       <w:r>
         <w:t>[</w:t>
       </w:r>
+      <w:proofErr w:type="spellStart"/>
       <w:r>
         <w:t>sec_admin</w:t>
       </w:r>
       <w:r>
-        <w:t xml:space="preserve">@secOps lab.support.files]$ </w:t>
-      </w:r>
+        <w:t>@secOps</w:t>
+      </w:r>
+      <w:proofErr w:type="spellEnd"/>
+      <w:r>
+        <w:t xml:space="preserve"> </w:t>
+      </w:r>
+      <w:proofErr w:type="spellStart"/>
+      <w:proofErr w:type="gramStart"/>
+      <w:r>
+        <w:t>lab.support</w:t>
+      </w:r>
+      <w:proofErr w:type="gramEnd"/>
+      <w:r>
+        <w:t>.</w:t>
+      </w:r>
+      <w:proofErr w:type="gramStart"/>
+      <w:r>
+        <w:t>files</w:t>
+      </w:r>
+      <w:proofErr w:type="spellEnd"/>
+      <w:r>
+        <w:t>]$</w:t>
+      </w:r>
+      <w:proofErr w:type="gramEnd"/>
+      <w:r>
+        <w:t xml:space="preserve"> </w:t>
+      </w:r>
+      <w:proofErr w:type="spellStart"/>
       <w:r>
         <w:rPr>
           <w:b/>
         </w:rPr>
-        <w:t xml:space="preserve">openssl </w:t>
+        <w:t>openssl</w:t>
+      </w:r>
+      <w:proofErr w:type="spellEnd"/>
+      <w:r>
+        <w:rPr>
+          <w:b/>
+        </w:rPr>
+        <w:t xml:space="preserve"> </w:t>
       </w:r>
       <w:r>
         <w:rPr>
@@ -716,7 +971,15 @@
         <w:pStyle w:val="CMD"/>
       </w:pPr>
       <w:r>
-        <w:t>SHA256(letter_to_grandma.txt)= 43302c4500b7c4b8e574ba27a59d83267812493c029fd054c9242f3ac73100bc</w:t>
+        <w:t>SHA256(</w:t>
+      </w:r>
+      <w:proofErr w:type="gramStart"/>
+      <w:r>
+        <w:t>letter_to_grandma.txt)=</w:t>
+      </w:r>
+      <w:proofErr w:type="gramEnd"/>
+      <w:r>
+        <w:t xml:space="preserve"> 43302c4500b7c4b8e574ba27a59d83267812493c029fd054c9242f3ac73100bc</w:t>
       </w:r>
     </w:p>
     <w:p>
@@ -742,16 +1005,80 @@
         <w:ind w:left="720"/>
       </w:pPr>
       <w:r>
-        <w:t>Is the new hash different that hash calculated in item (d)? How different?</w:t>
+        <w:t xml:space="preserve">Is the new hash different </w:t>
+      </w:r>
+      <w:proofErr w:type="gramStart"/>
+      <w:r>
+        <w:t>that</w:t>
+      </w:r>
+      <w:proofErr w:type="gramEnd"/>
+      <w:r>
+        <w:t xml:space="preserve"> hash calculated in item (d)? How different?</w:t>
       </w:r>
     </w:p>
     <w:p>
       <w:pPr>
-        <w:pStyle w:val="AnswerLineL50"/>
-      </w:pPr>
-      <w:r>
-        <w:t>Type your answers here.</w:t>
-      </w:r>
+        <w:pStyle w:val="BodyTextL50"/>
+        <w:rPr>
+          <w:b/>
+          <w:i/>
+          <w:color w:val="EE0000"/>
+          <w:lang w:val="en-GB"/>
+        </w:rPr>
+      </w:pPr>
+      <w:r>
+        <w:rPr>
+          <w:b/>
+          <w:i/>
+          <w:color w:val="EE0000"/>
+          <w:lang w:val="en-GB"/>
+        </w:rPr>
+        <w:t>Yes</w:t>
+      </w:r>
+      <w:r>
+        <w:rPr>
+          <w:b/>
+          <w:i/>
+          <w:color w:val="EE0000"/>
+          <w:lang w:val="en-GB"/>
+        </w:rPr>
+        <w:t>,</w:t>
+      </w:r>
+    </w:p>
+    <w:p>
+      <w:pPr>
+        <w:pStyle w:val="BodyTextL50"/>
+        <w:rPr>
+          <w:b/>
+          <w:i/>
+          <w:color w:val="EE0000"/>
+          <w:lang w:val="en-GB"/>
+        </w:rPr>
+      </w:pPr>
+      <w:r>
+        <w:rPr>
+          <w:b/>
+          <w:i/>
+          <w:color w:val="EE0000"/>
+          <w:lang w:val="en-GB"/>
+        </w:rPr>
+        <w:t>The hashes are completely different.</w:t>
+      </w:r>
+      <w:r>
+        <w:rPr>
+          <w:b/>
+          <w:i/>
+          <w:color w:val="EE0000"/>
+          <w:lang w:val="en-GB"/>
+        </w:rPr>
+        <w:br/>
+        <w:t>Changing one character (“m” → “p”) resulted in a totally different 256-bit hash value. This demonstrates the avalanche effect of cryptographic hash functions</w:t>
+      </w:r>
+    </w:p>
+    <w:p>
+      <w:pPr>
+        <w:pStyle w:val="BodyTextL50"/>
+      </w:pPr>
     </w:p>
     <w:p>
       <w:pPr>
@@ -806,17 +1133,51 @@
       <w:r>
         <w:t>[</w:t>
       </w:r>
+      <w:proofErr w:type="spellStart"/>
       <w:r>
         <w:t>sec_admin</w:t>
       </w:r>
       <w:r>
-        <w:t xml:space="preserve">@secOps lab.support.files]$ </w:t>
-      </w:r>
+        <w:t>@secOps</w:t>
+      </w:r>
+      <w:proofErr w:type="spellEnd"/>
+      <w:r>
+        <w:t xml:space="preserve"> </w:t>
+      </w:r>
+      <w:proofErr w:type="spellStart"/>
+      <w:proofErr w:type="gramStart"/>
+      <w:r>
+        <w:t>lab.support</w:t>
+      </w:r>
+      <w:proofErr w:type="gramEnd"/>
+      <w:r>
+        <w:t>.</w:t>
+      </w:r>
+      <w:proofErr w:type="gramStart"/>
+      <w:r>
+        <w:t>files</w:t>
+      </w:r>
+      <w:proofErr w:type="spellEnd"/>
+      <w:r>
+        <w:t>]$</w:t>
+      </w:r>
+      <w:proofErr w:type="gramEnd"/>
+      <w:r>
+        <w:t xml:space="preserve"> </w:t>
+      </w:r>
+      <w:proofErr w:type="spellStart"/>
       <w:r>
         <w:rPr>
           <w:b/>
         </w:rPr>
-        <w:t>openssl sha</w:t>
+        <w:t>openssl</w:t>
+      </w:r>
+      <w:proofErr w:type="spellEnd"/>
+      <w:r>
+        <w:rPr>
+          <w:b/>
+        </w:rPr>
+        <w:t xml:space="preserve"> sha</w:t>
       </w:r>
       <w:r>
         <w:rPr>
@@ -836,7 +1197,15 @@
         <w:pStyle w:val="CMD"/>
       </w:pPr>
       <w:r>
-        <w:t>SHA512(letter_to_grandma.txt)= 7c35db79a06aa30ae0f6de33f2322fd419560ee9af9cedeb6e251f2f1c4e99e0bbe5d2fc32ce501468891150e3be7e288e3e568450812980c9f8288e3103a1d3</w:t>
+        <w:t>SHA512(</w:t>
+      </w:r>
+      <w:proofErr w:type="gramStart"/>
+      <w:r>
+        <w:t>letter_to_grandma.txt)=</w:t>
+      </w:r>
+      <w:proofErr w:type="gramEnd"/>
+      <w:r>
+        <w:t xml:space="preserve"> 7c35db79a06aa30ae0f6de33f2322fd419560ee9af9cedeb6e251f2f1c4e99e0bbe5d2fc32ce501468891150e3be7e288e3e568450812980c9f8288e3103a1d3</w:t>
       </w:r>
     </w:p>
     <w:p>
@@ -849,12 +1218,35 @@
       <w:r>
         <w:t>[</w:t>
       </w:r>
+      <w:proofErr w:type="spellStart"/>
       <w:r>
         <w:t>sec_admin</w:t>
       </w:r>
       <w:r>
-        <w:t>@secOps lab.support.files]$</w:t>
-      </w:r>
+        <w:t>@secOps</w:t>
+      </w:r>
+      <w:proofErr w:type="spellEnd"/>
+      <w:r>
+        <w:t xml:space="preserve"> </w:t>
+      </w:r>
+      <w:proofErr w:type="spellStart"/>
+      <w:proofErr w:type="gramStart"/>
+      <w:r>
+        <w:t>lab.support</w:t>
+      </w:r>
+      <w:proofErr w:type="gramEnd"/>
+      <w:r>
+        <w:t>.</w:t>
+      </w:r>
+      <w:proofErr w:type="gramStart"/>
+      <w:r>
+        <w:t>files</w:t>
+      </w:r>
+      <w:proofErr w:type="spellEnd"/>
+      <w:r>
+        <w:t>]$</w:t>
+      </w:r>
+      <w:proofErr w:type="gramEnd"/>
     </w:p>
     <w:p>
       <w:pPr>
@@ -940,12 +1332,35 @@
       <w:r>
         <w:t>[</w:t>
       </w:r>
+      <w:proofErr w:type="spellStart"/>
       <w:r>
         <w:t>sec_admin</w:t>
       </w:r>
       <w:r>
-        <w:t>@secOps lab.support.files]$</w:t>
-      </w:r>
+        <w:t>@secOps</w:t>
+      </w:r>
+      <w:proofErr w:type="spellEnd"/>
+      <w:r>
+        <w:t xml:space="preserve"> </w:t>
+      </w:r>
+      <w:proofErr w:type="spellStart"/>
+      <w:proofErr w:type="gramStart"/>
+      <w:r>
+        <w:t>lab.support</w:t>
+      </w:r>
+      <w:proofErr w:type="gramEnd"/>
+      <w:r>
+        <w:t>.</w:t>
+      </w:r>
+      <w:proofErr w:type="gramStart"/>
+      <w:r>
+        <w:t>files</w:t>
+      </w:r>
+      <w:proofErr w:type="spellEnd"/>
+      <w:r>
+        <w:t>]$</w:t>
+      </w:r>
+      <w:proofErr w:type="gramEnd"/>
       <w:r>
         <w:t xml:space="preserve"> </w:t>
       </w:r>
@@ -976,8 +1391,13 @@
         <w:pStyle w:val="CMD"/>
       </w:pPr>
       <w:r>
-        <w:t>43302c4500b7c4b8e574ba27a59d83267812493c029fd054c9242f3ac73100bc  letter_to_grandma.txt</w:t>
-      </w:r>
+        <w:t>43302c4500b7c4b8e574ba27a59d83267812493c029fd054c9242f3ac73100</w:t>
+      </w:r>
+      <w:proofErr w:type="gramStart"/>
+      <w:r>
+        <w:t>bc  letter_to_grandma.txt</w:t>
+      </w:r>
+      <w:proofErr w:type="gramEnd"/>
     </w:p>
     <w:p>
       <w:pPr>
@@ -991,12 +1411,35 @@
       <w:r>
         <w:t>[</w:t>
       </w:r>
+      <w:proofErr w:type="spellStart"/>
       <w:r>
         <w:t>sec_admin</w:t>
       </w:r>
       <w:r>
-        <w:t>@secOps lab.support.files]$</w:t>
-      </w:r>
+        <w:t>@secOps</w:t>
+      </w:r>
+      <w:proofErr w:type="spellEnd"/>
+      <w:r>
+        <w:t xml:space="preserve"> </w:t>
+      </w:r>
+      <w:proofErr w:type="spellStart"/>
+      <w:proofErr w:type="gramStart"/>
+      <w:r>
+        <w:t>lab.support</w:t>
+      </w:r>
+      <w:proofErr w:type="gramEnd"/>
+      <w:r>
+        <w:t>.</w:t>
+      </w:r>
+      <w:proofErr w:type="gramStart"/>
+      <w:r>
+        <w:t>files</w:t>
+      </w:r>
+      <w:proofErr w:type="spellEnd"/>
+      <w:r>
+        <w:t>]$</w:t>
+      </w:r>
+      <w:proofErr w:type="gramEnd"/>
       <w:r>
         <w:t xml:space="preserve"> </w:t>
       </w:r>
@@ -1136,13 +1579,38 @@
     <w:p>
       <w:pPr>
         <w:pStyle w:val="AnswerLineL50"/>
-      </w:pPr>
-      <w:r>
-        <w:t>Type your answers here.</w:t>
+        <w:rPr>
+          <w:color w:val="EE0000"/>
+        </w:rPr>
+      </w:pPr>
+      <w:r>
+        <w:rPr>
+          <w:color w:val="EE0000"/>
+        </w:rPr>
+        <w:t xml:space="preserve">Yes, </w:t>
+      </w:r>
+      <w:proofErr w:type="gramStart"/>
+      <w:r>
+        <w:rPr>
+          <w:color w:val="EE0000"/>
+        </w:rPr>
+        <w:t>Both</w:t>
+      </w:r>
+      <w:proofErr w:type="gramEnd"/>
+      <w:r>
+        <w:rPr>
+          <w:color w:val="EE0000"/>
+        </w:rPr>
+        <w:t xml:space="preserve"> commands use the same hashing algorithms (SHA-256 and SHA-512). The tools are different interfaces, but the algorithm implementation produces identical results for the same input file</w:t>
       </w:r>
     </w:p>
     <w:p>
       <w:pPr>
+        <w:pStyle w:val="BodyTextL50"/>
+      </w:pPr>
+    </w:p>
+    <w:p>
+      <w:pPr>
         <w:pStyle w:val="BodyTextL25"/>
         <w:ind w:left="720"/>
       </w:pPr>
@@ -1186,7 +1654,15 @@
         <w:t>2</w:t>
       </w:r>
       <w:r>
-        <w:t xml:space="preserve"> has not yet been effectively compromised, computers are becoming more and more powerful. It is expected that this natural evolution will </w:t>
+        <w:t xml:space="preserve"> has not yet been effectively compromised, computers are becoming </w:t>
+      </w:r>
+      <w:proofErr w:type="gramStart"/>
+      <w:r>
+        <w:t>more and more</w:t>
+      </w:r>
+      <w:proofErr w:type="gramEnd"/>
+      <w:r>
+        <w:t xml:space="preserve"> powerful. It is expected that this natural evolution will </w:t>
       </w:r>
       <w:r>
         <w:t xml:space="preserve">soon make </w:t>
@@ -1290,9 +1766,11 @@
       <w:r>
         <w:t xml:space="preserve">of </w:t>
       </w:r>
+      <w:proofErr w:type="spellStart"/>
       <w:r>
         <w:t>sample.img</w:t>
       </w:r>
+      <w:proofErr w:type="spellEnd"/>
       <w:r>
         <w:t>, a f</w:t>
       </w:r>
@@ -1310,9 +1788,11 @@
       <w:r>
         <w:t xml:space="preserve">h </w:t>
       </w:r>
+      <w:proofErr w:type="spellStart"/>
       <w:r>
         <w:t>sample.img</w:t>
       </w:r>
+      <w:proofErr w:type="spellEnd"/>
       <w:r>
         <w:t xml:space="preserve">, </w:t>
       </w:r>
@@ -1363,11 +1843,37 @@
       <w:r>
         <w:t>[</w:t>
       </w:r>
+      <w:proofErr w:type="spellStart"/>
       <w:r>
         <w:t>sec_admin</w:t>
       </w:r>
       <w:r>
-        <w:t xml:space="preserve">@secOps lab.support.files]$ </w:t>
+        <w:t>@secOps</w:t>
+      </w:r>
+      <w:proofErr w:type="spellEnd"/>
+      <w:r>
+        <w:t xml:space="preserve"> </w:t>
+      </w:r>
+      <w:proofErr w:type="spellStart"/>
+      <w:proofErr w:type="gramStart"/>
+      <w:r>
+        <w:t>lab.support</w:t>
+      </w:r>
+      <w:proofErr w:type="gramEnd"/>
+      <w:r>
+        <w:t>.</w:t>
+      </w:r>
+      <w:proofErr w:type="gramStart"/>
+      <w:r>
+        <w:t>files</w:t>
+      </w:r>
+      <w:proofErr w:type="spellEnd"/>
+      <w:r>
+        <w:t>]$</w:t>
+      </w:r>
+      <w:proofErr w:type="gramEnd"/>
+      <w:r>
+        <w:t xml:space="preserve"> </w:t>
       </w:r>
       <w:r>
         <w:rPr>
@@ -1397,9 +1903,11 @@
       <w:r>
         <w:t xml:space="preserve">Use SHA256sum to calculate the SHA-2-256 hash of the </w:t>
       </w:r>
+      <w:proofErr w:type="spellStart"/>
       <w:r>
         <w:t>sample.img</w:t>
       </w:r>
+      <w:proofErr w:type="spellEnd"/>
       <w:r>
         <w:t xml:space="preserve"> file:</w:t>
       </w:r>
@@ -1411,29 +1919,70 @@
       <w:r>
         <w:t>[</w:t>
       </w:r>
+      <w:proofErr w:type="spellStart"/>
       <w:r>
         <w:t>sec_admin</w:t>
       </w:r>
       <w:r>
-        <w:t>@secOps lab.support.files]$</w:t>
-      </w:r>
+        <w:t>@secOps</w:t>
+      </w:r>
+      <w:proofErr w:type="spellEnd"/>
       <w:r>
         <w:t xml:space="preserve"> </w:t>
       </w:r>
+      <w:proofErr w:type="spellStart"/>
+      <w:proofErr w:type="gramStart"/>
+      <w:r>
+        <w:t>lab.support</w:t>
+      </w:r>
+      <w:proofErr w:type="gramEnd"/>
+      <w:r>
+        <w:t>.</w:t>
+      </w:r>
+      <w:proofErr w:type="gramStart"/>
+      <w:r>
+        <w:t>files</w:t>
+      </w:r>
+      <w:proofErr w:type="spellEnd"/>
+      <w:r>
+        <w:t>]$</w:t>
+      </w:r>
+      <w:proofErr w:type="gramEnd"/>
+      <w:r>
+        <w:t xml:space="preserve"> </w:t>
+      </w:r>
       <w:r>
         <w:rPr>
           <w:b/>
         </w:rPr>
-        <w:t>sha256sum sample.img</w:t>
-      </w:r>
+        <w:t xml:space="preserve">sha256sum </w:t>
+      </w:r>
+      <w:proofErr w:type="spellStart"/>
+      <w:r>
+        <w:rPr>
+          <w:b/>
+        </w:rPr>
+        <w:t>sample.img</w:t>
+      </w:r>
+      <w:proofErr w:type="spellEnd"/>
     </w:p>
     <w:p>
       <w:pPr>
         <w:pStyle w:val="CMD"/>
       </w:pPr>
       <w:r>
-        <w:t>c56c4724c26eb0157963c0d62b76422116be31804a39c82fd44ddf0ca5013e6a  sample.img</w:t>
-      </w:r>
+        <w:t>c56c4724c26eb0157963c0d62b76422116be31804a39c82fd44ddf0ca5013e6</w:t>
+      </w:r>
+      <w:proofErr w:type="gramStart"/>
+      <w:r>
+        <w:t xml:space="preserve">a  </w:t>
+      </w:r>
+      <w:proofErr w:type="spellStart"/>
+      <w:r>
+        <w:t>sample.img</w:t>
+      </w:r>
+      <w:proofErr w:type="spellEnd"/>
+      <w:proofErr w:type="gramEnd"/>
     </w:p>
     <w:p>
       <w:pPr>
@@ -1458,9 +2007,11 @@
       <w:r>
         <w:t xml:space="preserve">e </w:t>
       </w:r>
+      <w:proofErr w:type="spellStart"/>
       <w:r>
         <w:t>sample.img</w:t>
       </w:r>
+      <w:proofErr w:type="spellEnd"/>
       <w:r>
         <w:t xml:space="preserve"> </w:t>
       </w:r>
@@ -1474,9 +2025,55 @@
     <w:p>
       <w:pPr>
         <w:pStyle w:val="AnswerLineL50"/>
-      </w:pPr>
-      <w:r>
-        <w:t>Type your answers here.</w:t>
+        <w:rPr>
+          <w:color w:val="EE0000"/>
+        </w:rPr>
+      </w:pPr>
+      <w:r>
+        <w:rPr>
+          <w:color w:val="EE0000"/>
+        </w:rPr>
+        <w:t xml:space="preserve">Yes, </w:t>
+      </w:r>
+      <w:proofErr w:type="gramStart"/>
+      <w:r>
+        <w:rPr>
+          <w:color w:val="EE0000"/>
+        </w:rPr>
+        <w:t>The</w:t>
+      </w:r>
+      <w:proofErr w:type="gramEnd"/>
+      <w:r>
+        <w:rPr>
+          <w:color w:val="EE0000"/>
+        </w:rPr>
+        <w:t xml:space="preserve"> hashes match exactly</w:t>
+      </w:r>
+      <w:r>
+        <w:rPr>
+          <w:color w:val="EE0000"/>
+        </w:rPr>
+        <w:t xml:space="preserve">. </w:t>
+      </w:r>
+      <w:r>
+        <w:rPr>
+          <w:color w:val="EE0000"/>
+        </w:rPr>
+        <w:t xml:space="preserve">The </w:t>
+      </w:r>
+      <w:proofErr w:type="gramStart"/>
+      <w:r>
+        <w:rPr>
+          <w:color w:val="EE0000"/>
+        </w:rPr>
+        <w:t>file</w:t>
+      </w:r>
+      <w:proofErr w:type="gramEnd"/>
+      <w:r>
+        <w:rPr>
+          <w:color w:val="EE0000"/>
+        </w:rPr>
+        <w:t xml:space="preserve"> integrity is verified. The file was not corrupted or modified during download.</w:t>
       </w:r>
     </w:p>
     <w:p>
@@ -1507,12 +2104,14 @@
       <w:r>
         <w:t xml:space="preserve"> such as </w:t>
       </w:r>
+      <w:proofErr w:type="spellStart"/>
       <w:r>
         <w:rPr>
           <w:b/>
         </w:rPr>
         <w:t>gpg</w:t>
       </w:r>
+      <w:proofErr w:type="spellEnd"/>
       <w:r>
         <w:rPr>
           <w:bCs/>
@@ -1555,7 +2154,7 @@
 </file>
 
 <file path=word/endnotes.xml><?xml version="1.0" encoding="utf-8"?>
-<w:endnotes xmlns:wpc="http://schemas.microsoft.com/office/word/2010/wordprocessingCanvas" xmlns:cx="http://schemas.microsoft.com/office/drawing/2014/chartex" xmlns:cx1="http://schemas.microsoft.com/office/drawing/2015/9/8/chartex" xmlns:cx2="http://schemas.microsoft.com/office/drawing/2015/10/21/chartex" xmlns:cx3="http://schemas.microsoft.com/office/drawing/2016/5/9/chartex" xmlns:cx4="http://schemas.microsoft.com/office/drawing/2016/5/10/chartex" xmlns:cx5="http://schemas.microsoft.com/office/drawing/2016/5/11/chartex" xmlns:cx6="http://schemas.microsoft.com/office/drawing/2016/5/12/chartex" xmlns:cx7="http://schemas.microsoft.com/office/drawing/2016/5/13/chartex" xmlns:cx8="http://schemas.microsoft.com/office/drawing/2016/5/14/chartex" xmlns:mc="http://schemas.openxmlformats.org/markup-compatibility/2006" xmlns:aink="http://schemas.microsoft.com/office/drawing/2016/ink" xmlns:am3d="http://schemas.microsoft.com/office/drawing/2017/model3d" xmlns:o="urn:schemas-microsoft-com:office:office" xmlns:r="http://schemas.openxmlformats.org/officeDocument/2006/relationships" xmlns:m="http://schemas.openxmlformats.org/officeDocument/2006/math" xmlns:v="urn:schemas-microsoft-com:vml" xmlns:wp14="http://schemas.microsoft.com/office/word/2010/wordprocessingDrawing" xmlns:wp="http://schemas.openxmlformats.org/drawingml/2006/wordprocessingDrawing" xmlns:w10="urn:schemas-microsoft-com:office:word" xmlns:w="http://schemas.openxmlformats.org/wordprocessingml/2006/main" xmlns:w14="http://schemas.microsoft.com/office/word/2010/wordml" xmlns:w15="http://schemas.microsoft.com/office/word/2012/wordml" xmlns:w16cex="http://schemas.microsoft.com/office/word/2018/wordml/cex" xmlns:w16cid="http://schemas.microsoft.com/office/word/2016/wordml/cid" xmlns:w16="http://schemas.microsoft.com/office/word/2018/wordml" xmlns:w16se="http://schemas.microsoft.com/office/word/2015/wordml/symex" xmlns:wpg="http://schemas.microsoft.com/office/word/2010/wordprocessingGroup" xmlns:wpi="http://schemas.microsoft.com/office/word/2010/wordprocessingInk" xmlns:wne="http://schemas.microsoft.com/office/word/2006/wordml" xmlns:wps="http://schemas.microsoft.com/office/word/2010/wordprocessingShape" mc:Ignorable="w14 w15 w16se w16cid w16 w16cex wp14">
+<w:endnotes xmlns:wpc="http://schemas.microsoft.com/office/word/2010/wordprocessingCanvas" xmlns:cx="http://schemas.microsoft.com/office/drawing/2014/chartex" xmlns:cx1="http://schemas.microsoft.com/office/drawing/2015/9/8/chartex" xmlns:cx2="http://schemas.microsoft.com/office/drawing/2015/10/21/chartex" xmlns:cx3="http://schemas.microsoft.com/office/drawing/2016/5/9/chartex" xmlns:cx4="http://schemas.microsoft.com/office/drawing/2016/5/10/chartex" xmlns:cx5="http://schemas.microsoft.com/office/drawing/2016/5/11/chartex" xmlns:cx6="http://schemas.microsoft.com/office/drawing/2016/5/12/chartex" xmlns:cx7="http://schemas.microsoft.com/office/drawing/2016/5/13/chartex" xmlns:cx8="http://schemas.microsoft.com/office/drawing/2016/5/14/chartex" xmlns:mc="http://schemas.openxmlformats.org/markup-compatibility/2006" xmlns:aink="http://schemas.microsoft.com/office/drawing/2016/ink" xmlns:am3d="http://schemas.microsoft.com/office/drawing/2017/model3d" xmlns:o="urn:schemas-microsoft-com:office:office" xmlns:oel="http://schemas.microsoft.com/office/2019/extlst" xmlns:r="http://schemas.openxmlformats.org/officeDocument/2006/relationships" xmlns:m="http://schemas.openxmlformats.org/officeDocument/2006/math" xmlns:v="urn:schemas-microsoft-com:vml" xmlns:wp14="http://schemas.microsoft.com/office/word/2010/wordprocessingDrawing" xmlns:wp="http://schemas.openxmlformats.org/drawingml/2006/wordprocessingDrawing" xmlns:w10="urn:schemas-microsoft-com:office:word" xmlns:w="http://schemas.openxmlformats.org/wordprocessingml/2006/main" xmlns:w14="http://schemas.microsoft.com/office/word/2010/wordml" xmlns:w15="http://schemas.microsoft.com/office/word/2012/wordml" xmlns:w16cex="http://schemas.microsoft.com/office/word/2018/wordml/cex" xmlns:w16cid="http://schemas.microsoft.com/office/word/2016/wordml/cid" xmlns:w16="http://schemas.microsoft.com/office/word/2018/wordml" xmlns:w16du="http://schemas.microsoft.com/office/word/2023/wordml/word16du" xmlns:w16sdtdh="http://schemas.microsoft.com/office/word/2020/wordml/sdtdatahash" xmlns:w16sdtfl="http://schemas.microsoft.com/office/word/2024/wordml/sdtformatlock" xmlns:w16se="http://schemas.microsoft.com/office/word/2015/wordml/symex" xmlns:wpg="http://schemas.microsoft.com/office/word/2010/wordprocessingGroup" xmlns:wpi="http://schemas.microsoft.com/office/word/2010/wordprocessingInk" xmlns:wne="http://schemas.microsoft.com/office/word/2006/wordml" xmlns:wps="http://schemas.microsoft.com/office/word/2010/wordprocessingShape" mc:Ignorable="w14 w15 w16se w16cid w16 w16cex w16sdtdh w16sdtfl w16du wp14">
   <w:endnote w:type="separator" w:id="-1">
     <w:p>
       <w:pPr>
@@ -1582,7 +2181,7 @@
 </file>
 
 <file path=word/footer1.xml><?xml version="1.0" encoding="utf-8"?>
-<w:ftr xmlns:wpc="http://schemas.microsoft.com/office/word/2010/wordprocessingCanvas" xmlns:cx="http://schemas.microsoft.com/office/drawing/2014/chartex" xmlns:cx1="http://schemas.microsoft.com/office/drawing/2015/9/8/chartex" xmlns:cx2="http://schemas.microsoft.com/office/drawing/2015/10/21/chartex" xmlns:cx3="http://schemas.microsoft.com/office/drawing/2016/5/9/chartex" xmlns:cx4="http://schemas.microsoft.com/office/drawing/2016/5/10/chartex" xmlns:cx5="http://schemas.microsoft.com/office/drawing/2016/5/11/chartex" xmlns:cx6="http://schemas.microsoft.com/office/drawing/2016/5/12/chartex" xmlns:cx7="http://schemas.microsoft.com/office/drawing/2016/5/13/chartex" xmlns:cx8="http://schemas.microsoft.com/office/drawing/2016/5/14/chartex" xmlns:mc="http://schemas.openxmlformats.org/markup-compatibility/2006" xmlns:aink="http://schemas.microsoft.com/office/drawing/2016/ink" xmlns:am3d="http://schemas.microsoft.com/office/drawing/2017/model3d" xmlns:o="urn:schemas-microsoft-com:office:office" xmlns:r="http://schemas.openxmlformats.org/officeDocument/2006/relationships" xmlns:m="http://schemas.openxmlformats.org/officeDocument/2006/math" xmlns:v="urn:schemas-microsoft-com:vml" xmlns:wp14="http://schemas.microsoft.com/office/word/2010/wordprocessingDrawing" xmlns:wp="http://schemas.openxmlformats.org/drawingml/2006/wordprocessingDrawing" xmlns:w10="urn:schemas-microsoft-com:office:word" xmlns:w="http://schemas.openxmlformats.org/wordprocessingml/2006/main" xmlns:w14="http://schemas.microsoft.com/office/word/2010/wordml" xmlns:w15="http://schemas.microsoft.com/office/word/2012/wordml" xmlns:w16cex="http://schemas.microsoft.com/office/word/2018/wordml/cex" xmlns:w16cid="http://schemas.microsoft.com/office/word/2016/wordml/cid" xmlns:w16="http://schemas.microsoft.com/office/word/2018/wordml" xmlns:w16se="http://schemas.microsoft.com/office/word/2015/wordml/symex" xmlns:wpg="http://schemas.microsoft.com/office/word/2010/wordprocessingGroup" xmlns:wpi="http://schemas.microsoft.com/office/word/2010/wordprocessingInk" xmlns:wne="http://schemas.microsoft.com/office/word/2006/wordml" xmlns:wps="http://schemas.microsoft.com/office/word/2010/wordprocessingShape" mc:Ignorable="w14 w15 w16se w16cid w16 w16cex wp14">
+<w:ftr xmlns:wpc="http://schemas.microsoft.com/office/word/2010/wordprocessingCanvas" xmlns:cx="http://schemas.microsoft.com/office/drawing/2014/chartex" xmlns:cx1="http://schemas.microsoft.com/office/drawing/2015/9/8/chartex" xmlns:cx2="http://schemas.microsoft.com/office/drawing/2015/10/21/chartex" xmlns:cx3="http://schemas.microsoft.com/office/drawing/2016/5/9/chartex" xmlns:cx4="http://schemas.microsoft.com/office/drawing/2016/5/10/chartex" xmlns:cx5="http://schemas.microsoft.com/office/drawing/2016/5/11/chartex" xmlns:cx6="http://schemas.microsoft.com/office/drawing/2016/5/12/chartex" xmlns:cx7="http://schemas.microsoft.com/office/drawing/2016/5/13/chartex" xmlns:cx8="http://schemas.microsoft.com/office/drawing/2016/5/14/chartex" xmlns:mc="http://schemas.openxmlformats.org/markup-compatibility/2006" xmlns:aink="http://schemas.microsoft.com/office/drawing/2016/ink" xmlns:am3d="http://schemas.microsoft.com/office/drawing/2017/model3d" xmlns:o="urn:schemas-microsoft-com:office:office" xmlns:oel="http://schemas.microsoft.com/office/2019/extlst" xmlns:r="http://schemas.openxmlformats.org/officeDocument/2006/relationships" xmlns:m="http://schemas.openxmlformats.org/officeDocument/2006/math" xmlns:v="urn:schemas-microsoft-com:vml" xmlns:wp14="http://schemas.microsoft.com/office/word/2010/wordprocessingDrawing" xmlns:wp="http://schemas.openxmlformats.org/drawingml/2006/wordprocessingDrawing" xmlns:w10="urn:schemas-microsoft-com:office:word" xmlns:w="http://schemas.openxmlformats.org/wordprocessingml/2006/main" xmlns:w14="http://schemas.microsoft.com/office/word/2010/wordml" xmlns:w15="http://schemas.microsoft.com/office/word/2012/wordml" xmlns:w16cex="http://schemas.microsoft.com/office/word/2018/wordml/cex" xmlns:w16cid="http://schemas.microsoft.com/office/word/2016/wordml/cid" xmlns:w16="http://schemas.microsoft.com/office/word/2018/wordml" xmlns:w16du="http://schemas.microsoft.com/office/word/2023/wordml/word16du" xmlns:w16sdtdh="http://schemas.microsoft.com/office/word/2020/wordml/sdtdatahash" xmlns:w16sdtfl="http://schemas.microsoft.com/office/word/2024/wordml/sdtformatlock" xmlns:w16se="http://schemas.microsoft.com/office/word/2015/wordml/symex" xmlns:wpg="http://schemas.microsoft.com/office/word/2010/wordprocessingGroup" xmlns:wpi="http://schemas.microsoft.com/office/word/2010/wordprocessingInk" xmlns:wne="http://schemas.microsoft.com/office/word/2006/wordml" xmlns:wps="http://schemas.microsoft.com/office/word/2010/wordprocessingShape" mc:Ignorable="w14 w15 w16se w16cid w16 w16cex w16sdtdh w16sdtfl w16du wp14">
   <w:p>
     <w:pPr>
       <w:pStyle w:val="Footer"/>
@@ -1604,7 +2203,6 @@
         <w:dataBinding w:prefixMappings="xmlns:ns0='http://purl.org/dc/elements/1.1/' xmlns:ns1='http://schemas.openxmlformats.org/package/2006/metadata/core-properties' " w:xpath="/ns1:coreProperties[1]/ns0:description[1]" w:storeItemID="{6C3C8BC8-F283-45AE-878A-BAB7291924A1}"/>
         <w:text w:multiLine="1"/>
       </w:sdtPr>
-      <w:sdtEndPr/>
       <w:sdtContent>
         <w:r>
           <w:t>2018</w:t>
@@ -1742,7 +2340,7 @@
 </file>
 
 <file path=word/footer2.xml><?xml version="1.0" encoding="utf-8"?>
-<w:ftr xmlns:wpc="http://schemas.microsoft.com/office/word/2010/wordprocessingCanvas" xmlns:cx="http://schemas.microsoft.com/office/drawing/2014/chartex" xmlns:cx1="http://schemas.microsoft.com/office/drawing/2015/9/8/chartex" xmlns:cx2="http://schemas.microsoft.com/office/drawing/2015/10/21/chartex" xmlns:cx3="http://schemas.microsoft.com/office/drawing/2016/5/9/chartex" xmlns:cx4="http://schemas.microsoft.com/office/drawing/2016/5/10/chartex" xmlns:cx5="http://schemas.microsoft.com/office/drawing/2016/5/11/chartex" xmlns:cx6="http://schemas.microsoft.com/office/drawing/2016/5/12/chartex" xmlns:cx7="http://schemas.microsoft.com/office/drawing/2016/5/13/chartex" xmlns:cx8="http://schemas.microsoft.com/office/drawing/2016/5/14/chartex" xmlns:mc="http://schemas.openxmlformats.org/markup-compatibility/2006" xmlns:aink="http://schemas.microsoft.com/office/drawing/2016/ink" xmlns:am3d="http://schemas.microsoft.com/office/drawing/2017/model3d" xmlns:o="urn:schemas-microsoft-com:office:office" xmlns:r="http://schemas.openxmlformats.org/officeDocument/2006/relationships" xmlns:m="http://schemas.openxmlformats.org/officeDocument/2006/math" xmlns:v="urn:schemas-microsoft-com:vml" xmlns:wp14="http://schemas.microsoft.com/office/word/2010/wordprocessingDrawing" xmlns:wp="http://schemas.openxmlformats.org/drawingml/2006/wordprocessingDrawing" xmlns:w10="urn:schemas-microsoft-com:office:word" xmlns:w="http://schemas.openxmlformats.org/wordprocessingml/2006/main" xmlns:w14="http://schemas.microsoft.com/office/word/2010/wordml" xmlns:w15="http://schemas.microsoft.com/office/word/2012/wordml" xmlns:w16cex="http://schemas.microsoft.com/office/word/2018/wordml/cex" xmlns:w16cid="http://schemas.microsoft.com/office/word/2016/wordml/cid" xmlns:w16="http://schemas.microsoft.com/office/word/2018/wordml" xmlns:w16se="http://schemas.microsoft.com/office/word/2015/wordml/symex" xmlns:wpg="http://schemas.microsoft.com/office/word/2010/wordprocessingGroup" xmlns:wpi="http://schemas.microsoft.com/office/word/2010/wordprocessingInk" xmlns:wne="http://schemas.microsoft.com/office/word/2006/wordml" xmlns:wps="http://schemas.microsoft.com/office/word/2010/wordprocessingShape" mc:Ignorable="w14 w15 w16se w16cid w16 w16cex wp14">
+<w:ftr xmlns:wpc="http://schemas.microsoft.com/office/word/2010/wordprocessingCanvas" xmlns:cx="http://schemas.microsoft.com/office/drawing/2014/chartex" xmlns:cx1="http://schemas.microsoft.com/office/drawing/2015/9/8/chartex" xmlns:cx2="http://schemas.microsoft.com/office/drawing/2015/10/21/chartex" xmlns:cx3="http://schemas.microsoft.com/office/drawing/2016/5/9/chartex" xmlns:cx4="http://schemas.microsoft.com/office/drawing/2016/5/10/chartex" xmlns:cx5="http://schemas.microsoft.com/office/drawing/2016/5/11/chartex" xmlns:cx6="http://schemas.microsoft.com/office/drawing/2016/5/12/chartex" xmlns:cx7="http://schemas.microsoft.com/office/drawing/2016/5/13/chartex" xmlns:cx8="http://schemas.microsoft.com/office/drawing/2016/5/14/chartex" xmlns:mc="http://schemas.openxmlformats.org/markup-compatibility/2006" xmlns:aink="http://schemas.microsoft.com/office/drawing/2016/ink" xmlns:am3d="http://schemas.microsoft.com/office/drawing/2017/model3d" xmlns:o="urn:schemas-microsoft-com:office:office" xmlns:oel="http://schemas.microsoft.com/office/2019/extlst" xmlns:r="http://schemas.openxmlformats.org/officeDocument/2006/relationships" xmlns:m="http://schemas.openxmlformats.org/officeDocument/2006/math" xmlns:v="urn:schemas-microsoft-com:vml" xmlns:wp14="http://schemas.microsoft.com/office/word/2010/wordprocessingDrawing" xmlns:wp="http://schemas.openxmlformats.org/drawingml/2006/wordprocessingDrawing" xmlns:w10="urn:schemas-microsoft-com:office:word" xmlns:w="http://schemas.openxmlformats.org/wordprocessingml/2006/main" xmlns:w14="http://schemas.microsoft.com/office/word/2010/wordml" xmlns:w15="http://schemas.microsoft.com/office/word/2012/wordml" xmlns:w16cex="http://schemas.microsoft.com/office/word/2018/wordml/cex" xmlns:w16cid="http://schemas.microsoft.com/office/word/2016/wordml/cid" xmlns:w16="http://schemas.microsoft.com/office/word/2018/wordml" xmlns:w16du="http://schemas.microsoft.com/office/word/2023/wordml/word16du" xmlns:w16sdtdh="http://schemas.microsoft.com/office/word/2020/wordml/sdtdatahash" xmlns:w16sdtfl="http://schemas.microsoft.com/office/word/2024/wordml/sdtformatlock" xmlns:w16se="http://schemas.microsoft.com/office/word/2015/wordml/symex" xmlns:wpg="http://schemas.microsoft.com/office/word/2010/wordprocessingGroup" xmlns:wpi="http://schemas.microsoft.com/office/word/2010/wordprocessingInk" xmlns:wne="http://schemas.microsoft.com/office/word/2006/wordml" xmlns:wps="http://schemas.microsoft.com/office/word/2010/wordprocessingShape" mc:Ignorable="w14 w15 w16se w16cid w16 w16cex w16sdtdh w16sdtfl w16du wp14">
   <w:p>
     <w:pPr>
       <w:pStyle w:val="Footer"/>
@@ -1764,7 +2362,6 @@
         <w:dataBinding w:prefixMappings="xmlns:ns0='http://purl.org/dc/elements/1.1/' xmlns:ns1='http://schemas.openxmlformats.org/package/2006/metadata/core-properties' " w:xpath="/ns1:coreProperties[1]/ns0:description[1]" w:storeItemID="{6C3C8BC8-F283-45AE-878A-BAB7291924A1}"/>
         <w:text w:multiLine="1"/>
       </w:sdtPr>
-      <w:sdtEndPr/>
       <w:sdtContent>
         <w:r>
           <w:t>2018</w:t>
@@ -1905,7 +2502,7 @@
 </file>
 
 <file path=word/footnotes.xml><?xml version="1.0" encoding="utf-8"?>
-<w:footnotes xmlns:wpc="http://schemas.microsoft.com/office/word/2010/wordprocessingCanvas" xmlns:cx="http://schemas.microsoft.com/office/drawing/2014/chartex" xmlns:cx1="http://schemas.microsoft.com/office/drawing/2015/9/8/chartex" xmlns:cx2="http://schemas.microsoft.com/office/drawing/2015/10/21/chartex" xmlns:cx3="http://schemas.microsoft.com/office/drawing/2016/5/9/chartex" xmlns:cx4="http://schemas.microsoft.com/office/drawing/2016/5/10/chartex" xmlns:cx5="http://schemas.microsoft.com/office/drawing/2016/5/11/chartex" xmlns:cx6="http://schemas.microsoft.com/office/drawing/2016/5/12/chartex" xmlns:cx7="http://schemas.microsoft.com/office/drawing/2016/5/13/chartex" xmlns:cx8="http://schemas.microsoft.com/office/drawing/2016/5/14/chartex" xmlns:mc="http://schemas.openxmlformats.org/markup-compatibility/2006" xmlns:aink="http://schemas.microsoft.com/office/drawing/2016/ink" xmlns:am3d="http://schemas.microsoft.com/office/drawing/2017/model3d" xmlns:o="urn:schemas-microsoft-com:office:office" xmlns:r="http://schemas.openxmlformats.org/officeDocument/2006/relationships" xmlns:m="http://schemas.openxmlformats.org/officeDocument/2006/math" xmlns:v="urn:schemas-microsoft-com:vml" xmlns:wp14="http://schemas.microsoft.com/office/word/2010/wordprocessingDrawing" xmlns:wp="http://schemas.openxmlformats.org/drawingml/2006/wordprocessingDrawing" xmlns:w10="urn:schemas-microsoft-com:office:word" xmlns:w="http://schemas.openxmlformats.org/wordprocessingml/2006/main" xmlns:w14="http://schemas.microsoft.com/office/word/2010/wordml" xmlns:w15="http://schemas.microsoft.com/office/word/2012/wordml" xmlns:w16cex="http://schemas.microsoft.com/office/word/2018/wordml/cex" xmlns:w16cid="http://schemas.microsoft.com/office/word/2016/wordml/cid" xmlns:w16="http://schemas.microsoft.com/office/word/2018/wordml" xmlns:w16se="http://schemas.microsoft.com/office/word/2015/wordml/symex" xmlns:wpg="http://schemas.microsoft.com/office/word/2010/wordprocessingGroup" xmlns:wpi="http://schemas.microsoft.com/office/word/2010/wordprocessingInk" xmlns:wne="http://schemas.microsoft.com/office/word/2006/wordml" xmlns:wps="http://schemas.microsoft.com/office/word/2010/wordprocessingShape" mc:Ignorable="w14 w15 w16se w16cid w16 w16cex wp14">
+<w:footnotes xmlns:wpc="http://schemas.microsoft.com/office/word/2010/wordprocessingCanvas" xmlns:cx="http://schemas.microsoft.com/office/drawing/2014/chartex" xmlns:cx1="http://schemas.microsoft.com/office/drawing/2015/9/8/chartex" xmlns:cx2="http://schemas.microsoft.com/office/drawing/2015/10/21/chartex" xmlns:cx3="http://schemas.microsoft.com/office/drawing/2016/5/9/chartex" xmlns:cx4="http://schemas.microsoft.com/office/drawing/2016/5/10/chartex" xmlns:cx5="http://schemas.microsoft.com/office/drawing/2016/5/11/chartex" xmlns:cx6="http://schemas.microsoft.com/office/drawing/2016/5/12/chartex" xmlns:cx7="http://schemas.microsoft.com/office/drawing/2016/5/13/chartex" xmlns:cx8="http://schemas.microsoft.com/office/drawing/2016/5/14/chartex" xmlns:mc="http://schemas.openxmlformats.org/markup-compatibility/2006" xmlns:aink="http://schemas.microsoft.com/office/drawing/2016/ink" xmlns:am3d="http://schemas.microsoft.com/office/drawing/2017/model3d" xmlns:o="urn:schemas-microsoft-com:office:office" xmlns:oel="http://schemas.microsoft.com/office/2019/extlst" xmlns:r="http://schemas.openxmlformats.org/officeDocument/2006/relationships" xmlns:m="http://schemas.openxmlformats.org/officeDocument/2006/math" xmlns:v="urn:schemas-microsoft-com:vml" xmlns:wp14="http://schemas.microsoft.com/office/word/2010/wordprocessingDrawing" xmlns:wp="http://schemas.openxmlformats.org/drawingml/2006/wordprocessingDrawing" xmlns:w10="urn:schemas-microsoft-com:office:word" xmlns:w="http://schemas.openxmlformats.org/wordprocessingml/2006/main" xmlns:w14="http://schemas.microsoft.com/office/word/2010/wordml" xmlns:w15="http://schemas.microsoft.com/office/word/2012/wordml" xmlns:w16cex="http://schemas.microsoft.com/office/word/2018/wordml/cex" xmlns:w16cid="http://schemas.microsoft.com/office/word/2016/wordml/cid" xmlns:w16="http://schemas.microsoft.com/office/word/2018/wordml" xmlns:w16du="http://schemas.microsoft.com/office/word/2023/wordml/word16du" xmlns:w16sdtdh="http://schemas.microsoft.com/office/word/2020/wordml/sdtdatahash" xmlns:w16sdtfl="http://schemas.microsoft.com/office/word/2024/wordml/sdtformatlock" xmlns:w16se="http://schemas.microsoft.com/office/word/2015/wordml/symex" xmlns:wpg="http://schemas.microsoft.com/office/word/2010/wordprocessingGroup" xmlns:wpi="http://schemas.microsoft.com/office/word/2010/wordprocessingInk" xmlns:wne="http://schemas.microsoft.com/office/word/2006/wordml" xmlns:wps="http://schemas.microsoft.com/office/word/2010/wordprocessingShape" mc:Ignorable="w14 w15 w16se w16cid w16 w16cex w16sdtdh w16sdtfl w16du wp14">
   <w:footnote w:type="separator" w:id="-1">
     <w:p>
       <w:pPr>
@@ -1932,7 +2529,7 @@
 </file>
 
 <file path=word/header1.xml><?xml version="1.0" encoding="utf-8"?>
-<w:hdr xmlns:wpc="http://schemas.microsoft.com/office/word/2010/wordprocessingCanvas" xmlns:cx="http://schemas.microsoft.com/office/drawing/2014/chartex" xmlns:cx1="http://schemas.microsoft.com/office/drawing/2015/9/8/chartex" xmlns:cx2="http://schemas.microsoft.com/office/drawing/2015/10/21/chartex" xmlns:cx3="http://schemas.microsoft.com/office/drawing/2016/5/9/chartex" xmlns:cx4="http://schemas.microsoft.com/office/drawing/2016/5/10/chartex" xmlns:cx5="http://schemas.microsoft.com/office/drawing/2016/5/11/chartex" xmlns:cx6="http://schemas.microsoft.com/office/drawing/2016/5/12/chartex" xmlns:cx7="http://schemas.microsoft.com/office/drawing/2016/5/13/chartex" xmlns:cx8="http://schemas.microsoft.com/office/drawing/2016/5/14/chartex" xmlns:mc="http://schemas.openxmlformats.org/markup-compatibility/2006" xmlns:aink="http://schemas.microsoft.com/office/drawing/2016/ink" xmlns:am3d="http://schemas.microsoft.com/office/drawing/2017/model3d" xmlns:o="urn:schemas-microsoft-com:office:office" xmlns:r="http://schemas.openxmlformats.org/officeDocument/2006/relationships" xmlns:m="http://schemas.openxmlformats.org/officeDocument/2006/math" xmlns:v="urn:schemas-microsoft-com:vml" xmlns:wp14="http://schemas.microsoft.com/office/word/2010/wordprocessingDrawing" xmlns:wp="http://schemas.openxmlformats.org/drawingml/2006/wordprocessingDrawing" xmlns:w10="urn:schemas-microsoft-com:office:word" xmlns:w="http://schemas.openxmlformats.org/wordprocessingml/2006/main" xmlns:w14="http://schemas.microsoft.com/office/word/2010/wordml" xmlns:w15="http://schemas.microsoft.com/office/word/2012/wordml" xmlns:w16cex="http://schemas.microsoft.com/office/word/2018/wordml/cex" xmlns:w16cid="http://schemas.microsoft.com/office/word/2016/wordml/cid" xmlns:w16="http://schemas.microsoft.com/office/word/2018/wordml" xmlns:w16se="http://schemas.microsoft.com/office/word/2015/wordml/symex" xmlns:wpg="http://schemas.microsoft.com/office/word/2010/wordprocessingGroup" xmlns:wpi="http://schemas.microsoft.com/office/word/2010/wordprocessingInk" xmlns:wne="http://schemas.microsoft.com/office/word/2006/wordml" xmlns:wps="http://schemas.microsoft.com/office/word/2010/wordprocessingShape" mc:Ignorable="w14 w15 w16se w16cid w16 w16cex wp14">
+<w:hdr xmlns:wpc="http://schemas.microsoft.com/office/word/2010/wordprocessingCanvas" xmlns:cx="http://schemas.microsoft.com/office/drawing/2014/chartex" xmlns:cx1="http://schemas.microsoft.com/office/drawing/2015/9/8/chartex" xmlns:cx2="http://schemas.microsoft.com/office/drawing/2015/10/21/chartex" xmlns:cx3="http://schemas.microsoft.com/office/drawing/2016/5/9/chartex" xmlns:cx4="http://schemas.microsoft.com/office/drawing/2016/5/10/chartex" xmlns:cx5="http://schemas.microsoft.com/office/drawing/2016/5/11/chartex" xmlns:cx6="http://schemas.microsoft.com/office/drawing/2016/5/12/chartex" xmlns:cx7="http://schemas.microsoft.com/office/drawing/2016/5/13/chartex" xmlns:cx8="http://schemas.microsoft.com/office/drawing/2016/5/14/chartex" xmlns:mc="http://schemas.openxmlformats.org/markup-compatibility/2006" xmlns:aink="http://schemas.microsoft.com/office/drawing/2016/ink" xmlns:am3d="http://schemas.microsoft.com/office/drawing/2017/model3d" xmlns:o="urn:schemas-microsoft-com:office:office" xmlns:oel="http://schemas.microsoft.com/office/2019/extlst" xmlns:r="http://schemas.openxmlformats.org/officeDocument/2006/relationships" xmlns:m="http://schemas.openxmlformats.org/officeDocument/2006/math" xmlns:v="urn:schemas-microsoft-com:vml" xmlns:wp14="http://schemas.microsoft.com/office/word/2010/wordprocessingDrawing" xmlns:wp="http://schemas.openxmlformats.org/drawingml/2006/wordprocessingDrawing" xmlns:w10="urn:schemas-microsoft-com:office:word" xmlns:w="http://schemas.openxmlformats.org/wordprocessingml/2006/main" xmlns:w14="http://schemas.microsoft.com/office/word/2010/wordml" xmlns:w15="http://schemas.microsoft.com/office/word/2012/wordml" xmlns:w16cex="http://schemas.microsoft.com/office/word/2018/wordml/cex" xmlns:w16cid="http://schemas.microsoft.com/office/word/2016/wordml/cid" xmlns:w16="http://schemas.microsoft.com/office/word/2018/wordml" xmlns:w16du="http://schemas.microsoft.com/office/word/2023/wordml/word16du" xmlns:w16sdtdh="http://schemas.microsoft.com/office/word/2020/wordml/sdtdatahash" xmlns:w16sdtfl="http://schemas.microsoft.com/office/word/2024/wordml/sdtformatlock" xmlns:w16se="http://schemas.microsoft.com/office/word/2015/wordml/symex" xmlns:wpg="http://schemas.microsoft.com/office/word/2010/wordprocessingGroup" xmlns:wpi="http://schemas.microsoft.com/office/word/2010/wordprocessingInk" xmlns:wne="http://schemas.microsoft.com/office/word/2006/wordml" xmlns:wps="http://schemas.microsoft.com/office/word/2010/wordprocessingShape" mc:Ignorable="w14 w15 w16se w16cid w16 w16cex w16sdtdh w16sdtfl w16du wp14">
   <w:sdt>
     <w:sdtPr>
       <w:alias w:val="Title"/>
@@ -1944,15 +2541,27 @@
       <w:dataBinding w:prefixMappings="xmlns:ns0='http://purl.org/dc/elements/1.1/' xmlns:ns1='http://schemas.openxmlformats.org/package/2006/metadata/core-properties' " w:xpath="/ns1:coreProperties[1]/ns0:title[1]" w:storeItemID="{6C3C8BC8-F283-45AE-878A-BAB7291924A1}"/>
       <w:text/>
     </w:sdtPr>
-    <w:sdtEndPr/>
     <w:sdtContent>
       <w:p>
         <w:pPr>
           <w:pStyle w:val="PageHead"/>
         </w:pPr>
         <w:r>
-          <w:t>Lab - Hashing Things Out</w:t>
+          <w:t xml:space="preserve">Lab - Hashing Things Out </w:t>
         </w:r>
+        <w:proofErr w:type="gramStart"/>
+        <w:r>
+          <w:t>( THY</w:t>
+        </w:r>
+        <w:proofErr w:type="gramEnd"/>
+        <w:r>
+          <w:t xml:space="preserve"> </w:t>
+        </w:r>
+        <w:proofErr w:type="gramStart"/>
+        <w:r>
+          <w:t>DAYUTH )</w:t>
+        </w:r>
+        <w:proofErr w:type="gramEnd"/>
       </w:p>
     </w:sdtContent>
   </w:sdt>
@@ -1960,7 +2569,7 @@
 </file>
 
 <file path=word/header2.xml><?xml version="1.0" encoding="utf-8"?>
-<w:hdr xmlns:wpc="http://schemas.microsoft.com/office/word/2010/wordprocessingCanvas" xmlns:cx="http://schemas.microsoft.com/office/drawing/2014/chartex" xmlns:cx1="http://schemas.microsoft.com/office/drawing/2015/9/8/chartex" xmlns:cx2="http://schemas.microsoft.com/office/drawing/2015/10/21/chartex" xmlns:cx3="http://schemas.microsoft.com/office/drawing/2016/5/9/chartex" xmlns:cx4="http://schemas.microsoft.com/office/drawing/2016/5/10/chartex" xmlns:cx5="http://schemas.microsoft.com/office/drawing/2016/5/11/chartex" xmlns:cx6="http://schemas.microsoft.com/office/drawing/2016/5/12/chartex" xmlns:cx7="http://schemas.microsoft.com/office/drawing/2016/5/13/chartex" xmlns:cx8="http://schemas.microsoft.com/office/drawing/2016/5/14/chartex" xmlns:mc="http://schemas.openxmlformats.org/markup-compatibility/2006" xmlns:aink="http://schemas.microsoft.com/office/drawing/2016/ink" xmlns:am3d="http://schemas.microsoft.com/office/drawing/2017/model3d" xmlns:o="urn:schemas-microsoft-com:office:office" xmlns:r="http://schemas.openxmlformats.org/officeDocument/2006/relationships" xmlns:m="http://schemas.openxmlformats.org/officeDocument/2006/math" xmlns:v="urn:schemas-microsoft-com:vml" xmlns:wp14="http://schemas.microsoft.com/office/word/2010/wordprocessingDrawing" xmlns:wp="http://schemas.openxmlformats.org/drawingml/2006/wordprocessingDrawing" xmlns:w10="urn:schemas-microsoft-com:office:word" xmlns:w="http://schemas.openxmlformats.org/wordprocessingml/2006/main" xmlns:w14="http://schemas.microsoft.com/office/word/2010/wordml" xmlns:w15="http://schemas.microsoft.com/office/word/2012/wordml" xmlns:w16cex="http://schemas.microsoft.com/office/word/2018/wordml/cex" xmlns:w16cid="http://schemas.microsoft.com/office/word/2016/wordml/cid" xmlns:w16="http://schemas.microsoft.com/office/word/2018/wordml" xmlns:w16se="http://schemas.microsoft.com/office/word/2015/wordml/symex" xmlns:wpg="http://schemas.microsoft.com/office/word/2010/wordprocessingGroup" xmlns:wpi="http://schemas.microsoft.com/office/word/2010/wordprocessingInk" xmlns:wne="http://schemas.microsoft.com/office/word/2006/wordml" xmlns:wps="http://schemas.microsoft.com/office/word/2010/wordprocessingShape" mc:Ignorable="w14 w15 w16se w16cid w16 w16cex wp14">
+<w:hdr xmlns:wpc="http://schemas.microsoft.com/office/word/2010/wordprocessingCanvas" xmlns:cx="http://schemas.microsoft.com/office/drawing/2014/chartex" xmlns:cx1="http://schemas.microsoft.com/office/drawing/2015/9/8/chartex" xmlns:cx2="http://schemas.microsoft.com/office/drawing/2015/10/21/chartex" xmlns:cx3="http://schemas.microsoft.com/office/drawing/2016/5/9/chartex" xmlns:cx4="http://schemas.microsoft.com/office/drawing/2016/5/10/chartex" xmlns:cx5="http://schemas.microsoft.com/office/drawing/2016/5/11/chartex" xmlns:cx6="http://schemas.microsoft.com/office/drawing/2016/5/12/chartex" xmlns:cx7="http://schemas.microsoft.com/office/drawing/2016/5/13/chartex" xmlns:cx8="http://schemas.microsoft.com/office/drawing/2016/5/14/chartex" xmlns:mc="http://schemas.openxmlformats.org/markup-compatibility/2006" xmlns:aink="http://schemas.microsoft.com/office/drawing/2016/ink" xmlns:am3d="http://schemas.microsoft.com/office/drawing/2017/model3d" xmlns:o="urn:schemas-microsoft-com:office:office" xmlns:oel="http://schemas.microsoft.com/office/2019/extlst" xmlns:r="http://schemas.openxmlformats.org/officeDocument/2006/relationships" xmlns:m="http://schemas.openxmlformats.org/officeDocument/2006/math" xmlns:v="urn:schemas-microsoft-com:vml" xmlns:wp14="http://schemas.microsoft.com/office/word/2010/wordprocessingDrawing" xmlns:wp="http://schemas.openxmlformats.org/drawingml/2006/wordprocessingDrawing" xmlns:w10="urn:schemas-microsoft-com:office:word" xmlns:w="http://schemas.openxmlformats.org/wordprocessingml/2006/main" xmlns:w14="http://schemas.microsoft.com/office/word/2010/wordml" xmlns:w15="http://schemas.microsoft.com/office/word/2012/wordml" xmlns:w16cex="http://schemas.microsoft.com/office/word/2018/wordml/cex" xmlns:w16cid="http://schemas.microsoft.com/office/word/2016/wordml/cid" xmlns:w16="http://schemas.microsoft.com/office/word/2018/wordml" xmlns:w16du="http://schemas.microsoft.com/office/word/2023/wordml/word16du" xmlns:w16sdtdh="http://schemas.microsoft.com/office/word/2020/wordml/sdtdatahash" xmlns:w16sdtfl="http://schemas.microsoft.com/office/word/2024/wordml/sdtformatlock" xmlns:w16se="http://schemas.microsoft.com/office/word/2015/wordml/symex" xmlns:wpg="http://schemas.microsoft.com/office/word/2010/wordprocessingGroup" xmlns:wpi="http://schemas.microsoft.com/office/word/2010/wordprocessingInk" xmlns:wne="http://schemas.microsoft.com/office/word/2006/wordml" xmlns:wps="http://schemas.microsoft.com/office/word/2010/wordprocessingShape" mc:Ignorable="w14 w15 w16se w16cid w16 w16cex w16sdtdh w16sdtfl w16du wp14">
   <w:p>
     <w:pPr>
       <w:ind w:left="-288"/>
@@ -2023,7 +2632,7 @@
 </file>
 
 <file path=word/numbering.xml><?xml version="1.0" encoding="utf-8"?>
-<w:numbering xmlns:wpc="http://schemas.microsoft.com/office/word/2010/wordprocessingCanvas" xmlns:cx="http://schemas.microsoft.com/office/drawing/2014/chartex" xmlns:cx1="http://schemas.microsoft.com/office/drawing/2015/9/8/chartex" xmlns:cx2="http://schemas.microsoft.com/office/drawing/2015/10/21/chartex" xmlns:cx3="http://schemas.microsoft.com/office/drawing/2016/5/9/chartex" xmlns:cx4="http://schemas.microsoft.com/office/drawing/2016/5/10/chartex" xmlns:cx5="http://schemas.microsoft.com/office/drawing/2016/5/11/chartex" xmlns:cx6="http://schemas.microsoft.com/office/drawing/2016/5/12/chartex" xmlns:cx7="http://schemas.microsoft.com/office/drawing/2016/5/13/chartex" xmlns:cx8="http://schemas.microsoft.com/office/drawing/2016/5/14/chartex" xmlns:mc="http://schemas.openxmlformats.org/markup-compatibility/2006" xmlns:aink="http://schemas.microsoft.com/office/drawing/2016/ink" xmlns:am3d="http://schemas.microsoft.com/office/drawing/2017/model3d" xmlns:o="urn:schemas-microsoft-com:office:office" xmlns:r="http://schemas.openxmlformats.org/officeDocument/2006/relationships" xmlns:m="http://schemas.openxmlformats.org/officeDocument/2006/math" xmlns:v="urn:schemas-microsoft-com:vml" xmlns:wp14="http://schemas.microsoft.com/office/word/2010/wordprocessingDrawing" xmlns:wp="http://schemas.openxmlformats.org/drawingml/2006/wordprocessingDrawing" xmlns:w10="urn:schemas-microsoft-com:office:word" xmlns:w="http://schemas.openxmlformats.org/wordprocessingml/2006/main" xmlns:w14="http://schemas.microsoft.com/office/word/2010/wordml" xmlns:w15="http://schemas.microsoft.com/office/word/2012/wordml" xmlns:w16cex="http://schemas.microsoft.com/office/word/2018/wordml/cex" xmlns:w16cid="http://schemas.microsoft.com/office/word/2016/wordml/cid" xmlns:w16="http://schemas.microsoft.com/office/word/2018/wordml" xmlns:w16se="http://schemas.microsoft.com/office/word/2015/wordml/symex" xmlns:wpg="http://schemas.microsoft.com/office/word/2010/wordprocessingGroup" xmlns:wpi="http://schemas.microsoft.com/office/word/2010/wordprocessingInk" xmlns:wne="http://schemas.microsoft.com/office/word/2006/wordml" xmlns:wps="http://schemas.microsoft.com/office/word/2010/wordprocessingShape" mc:Ignorable="w14 w15 w16se w16cid w16 w16cex wp14">
+<w:numbering xmlns:wpc="http://schemas.microsoft.com/office/word/2010/wordprocessingCanvas" xmlns:cx="http://schemas.microsoft.com/office/drawing/2014/chartex" xmlns:cx1="http://schemas.microsoft.com/office/drawing/2015/9/8/chartex" xmlns:cx2="http://schemas.microsoft.com/office/drawing/2015/10/21/chartex" xmlns:cx3="http://schemas.microsoft.com/office/drawing/2016/5/9/chartex" xmlns:cx4="http://schemas.microsoft.com/office/drawing/2016/5/10/chartex" xmlns:cx5="http://schemas.microsoft.com/office/drawing/2016/5/11/chartex" xmlns:cx6="http://schemas.microsoft.com/office/drawing/2016/5/12/chartex" xmlns:cx7="http://schemas.microsoft.com/office/drawing/2016/5/13/chartex" xmlns:cx8="http://schemas.microsoft.com/office/drawing/2016/5/14/chartex" xmlns:mc="http://schemas.openxmlformats.org/markup-compatibility/2006" xmlns:aink="http://schemas.microsoft.com/office/drawing/2016/ink" xmlns:am3d="http://schemas.microsoft.com/office/drawing/2017/model3d" xmlns:o="urn:schemas-microsoft-com:office:office" xmlns:oel="http://schemas.microsoft.com/office/2019/extlst" xmlns:r="http://schemas.openxmlformats.org/officeDocument/2006/relationships" xmlns:m="http://schemas.openxmlformats.org/officeDocument/2006/math" xmlns:v="urn:schemas-microsoft-com:vml" xmlns:wp14="http://schemas.microsoft.com/office/word/2010/wordprocessingDrawing" xmlns:wp="http://schemas.openxmlformats.org/drawingml/2006/wordprocessingDrawing" xmlns:w10="urn:schemas-microsoft-com:office:word" xmlns:w="http://schemas.openxmlformats.org/wordprocessingml/2006/main" xmlns:w14="http://schemas.microsoft.com/office/word/2010/wordml" xmlns:w15="http://schemas.microsoft.com/office/word/2012/wordml" xmlns:w16cex="http://schemas.microsoft.com/office/word/2018/wordml/cex" xmlns:w16cid="http://schemas.microsoft.com/office/word/2016/wordml/cid" xmlns:w16="http://schemas.microsoft.com/office/word/2018/wordml" xmlns:w16du="http://schemas.microsoft.com/office/word/2023/wordml/word16du" xmlns:w16sdtdh="http://schemas.microsoft.com/office/word/2020/wordml/sdtdatahash" xmlns:w16sdtfl="http://schemas.microsoft.com/office/word/2024/wordml/sdtformatlock" xmlns:w16se="http://schemas.microsoft.com/office/word/2015/wordml/symex" xmlns:wpg="http://schemas.microsoft.com/office/word/2010/wordprocessingGroup" xmlns:wpi="http://schemas.microsoft.com/office/word/2010/wordprocessingInk" xmlns:wne="http://schemas.microsoft.com/office/word/2006/wordml" xmlns:wps="http://schemas.microsoft.com/office/word/2010/wordprocessingShape" mc:Ignorable="w14 w15 w16se w16cid w16 w16cex w16sdtdh w16sdtfl w16du wp14">
   <w:abstractNum w:abstractNumId="0" w15:restartNumberingAfterBreak="0">
     <w:nsid w:val="04B70C52"/>
     <w:multiLevelType w:val="hybridMultilevel"/>
@@ -3256,10 +3865,159 @@
       </w:rPr>
     </w:lvl>
   </w:abstractNum>
-  <w:num w:numId="1">
+  <w:abstractNum w:abstractNumId="10" w15:restartNumberingAfterBreak="0">
+    <w:nsid w:val="77F94EB0"/>
+    <w:multiLevelType w:val="multilevel"/>
+    <w:tmpl w:val="DCF8CE78"/>
+    <w:lvl w:ilvl="0">
+      <w:start w:val="1"/>
+      <w:numFmt w:val="bullet"/>
+      <w:lvlText w:val=""/>
+      <w:lvlJc w:val="left"/>
+      <w:pPr>
+        <w:tabs>
+          <w:tab w:val="num" w:pos="720"/>
+        </w:tabs>
+        <w:ind w:left="720" w:hanging="360"/>
+      </w:pPr>
+      <w:rPr>
+        <w:rFonts w:ascii="Symbol" w:hAnsi="Symbol" w:hint="default"/>
+        <w:sz w:val="20"/>
+      </w:rPr>
+    </w:lvl>
+    <w:lvl w:ilvl="1" w:tentative="1">
+      <w:start w:val="1"/>
+      <w:numFmt w:val="bullet"/>
+      <w:lvlText w:val="o"/>
+      <w:lvlJc w:val="left"/>
+      <w:pPr>
+        <w:tabs>
+          <w:tab w:val="num" w:pos="1440"/>
+        </w:tabs>
+        <w:ind w:left="1440" w:hanging="360"/>
+      </w:pPr>
+      <w:rPr>
+        <w:rFonts w:ascii="Courier New" w:hAnsi="Courier New" w:hint="default"/>
+        <w:sz w:val="20"/>
+      </w:rPr>
+    </w:lvl>
+    <w:lvl w:ilvl="2" w:tentative="1">
+      <w:start w:val="1"/>
+      <w:numFmt w:val="bullet"/>
+      <w:lvlText w:val=""/>
+      <w:lvlJc w:val="left"/>
+      <w:pPr>
+        <w:tabs>
+          <w:tab w:val="num" w:pos="2160"/>
+        </w:tabs>
+        <w:ind w:left="2160" w:hanging="360"/>
+      </w:pPr>
+      <w:rPr>
+        <w:rFonts w:ascii="Wingdings" w:hAnsi="Wingdings" w:hint="default"/>
+        <w:sz w:val="20"/>
+      </w:rPr>
+    </w:lvl>
+    <w:lvl w:ilvl="3" w:tentative="1">
+      <w:start w:val="1"/>
+      <w:numFmt w:val="bullet"/>
+      <w:lvlText w:val=""/>
+      <w:lvlJc w:val="left"/>
+      <w:pPr>
+        <w:tabs>
+          <w:tab w:val="num" w:pos="2880"/>
+        </w:tabs>
+        <w:ind w:left="2880" w:hanging="360"/>
+      </w:pPr>
+      <w:rPr>
+        <w:rFonts w:ascii="Wingdings" w:hAnsi="Wingdings" w:hint="default"/>
+        <w:sz w:val="20"/>
+      </w:rPr>
+    </w:lvl>
+    <w:lvl w:ilvl="4" w:tentative="1">
+      <w:start w:val="1"/>
+      <w:numFmt w:val="bullet"/>
+      <w:lvlText w:val=""/>
+      <w:lvlJc w:val="left"/>
+      <w:pPr>
+        <w:tabs>
+          <w:tab w:val="num" w:pos="3600"/>
+        </w:tabs>
+        <w:ind w:left="3600" w:hanging="360"/>
+      </w:pPr>
+      <w:rPr>
+        <w:rFonts w:ascii="Wingdings" w:hAnsi="Wingdings" w:hint="default"/>
+        <w:sz w:val="20"/>
+      </w:rPr>
+    </w:lvl>
+    <w:lvl w:ilvl="5" w:tentative="1">
+      <w:start w:val="1"/>
+      <w:numFmt w:val="bullet"/>
+      <w:lvlText w:val=""/>
+      <w:lvlJc w:val="left"/>
+      <w:pPr>
+        <w:tabs>
+          <w:tab w:val="num" w:pos="4320"/>
+        </w:tabs>
+        <w:ind w:left="4320" w:hanging="360"/>
+      </w:pPr>
+      <w:rPr>
+        <w:rFonts w:ascii="Wingdings" w:hAnsi="Wingdings" w:hint="default"/>
+        <w:sz w:val="20"/>
+      </w:rPr>
+    </w:lvl>
+    <w:lvl w:ilvl="6" w:tentative="1">
+      <w:start w:val="1"/>
+      <w:numFmt w:val="bullet"/>
+      <w:lvlText w:val=""/>
+      <w:lvlJc w:val="left"/>
+      <w:pPr>
+        <w:tabs>
+          <w:tab w:val="num" w:pos="5040"/>
+        </w:tabs>
+        <w:ind w:left="5040" w:hanging="360"/>
+      </w:pPr>
+      <w:rPr>
+        <w:rFonts w:ascii="Wingdings" w:hAnsi="Wingdings" w:hint="default"/>
+        <w:sz w:val="20"/>
+      </w:rPr>
+    </w:lvl>
+    <w:lvl w:ilvl="7" w:tentative="1">
+      <w:start w:val="1"/>
+      <w:numFmt w:val="bullet"/>
+      <w:lvlText w:val=""/>
+      <w:lvlJc w:val="left"/>
+      <w:pPr>
+        <w:tabs>
+          <w:tab w:val="num" w:pos="5760"/>
+        </w:tabs>
+        <w:ind w:left="5760" w:hanging="360"/>
+      </w:pPr>
+      <w:rPr>
+        <w:rFonts w:ascii="Wingdings" w:hAnsi="Wingdings" w:hint="default"/>
+        <w:sz w:val="20"/>
+      </w:rPr>
+    </w:lvl>
+    <w:lvl w:ilvl="8" w:tentative="1">
+      <w:start w:val="1"/>
+      <w:numFmt w:val="bullet"/>
+      <w:lvlText w:val=""/>
+      <w:lvlJc w:val="left"/>
+      <w:pPr>
+        <w:tabs>
+          <w:tab w:val="num" w:pos="6480"/>
+        </w:tabs>
+        <w:ind w:left="6480" w:hanging="360"/>
+      </w:pPr>
+      <w:rPr>
+        <w:rFonts w:ascii="Wingdings" w:hAnsi="Wingdings" w:hint="default"/>
+        <w:sz w:val="20"/>
+      </w:rPr>
+    </w:lvl>
+  </w:abstractNum>
+  <w:num w:numId="1" w16cid:durableId="1917279978">
     <w:abstractNumId w:val="7"/>
   </w:num>
-  <w:num w:numId="2">
+  <w:num w:numId="2" w16cid:durableId="471023559">
     <w:abstractNumId w:val="4"/>
     <w:lvlOverride w:ilvl="0">
       <w:lvl w:ilvl="0">
@@ -3403,10 +4161,10 @@
       </w:lvl>
     </w:lvlOverride>
   </w:num>
-  <w:num w:numId="3">
+  <w:num w:numId="3" w16cid:durableId="1247835927">
     <w:abstractNumId w:val="3"/>
   </w:num>
-  <w:num w:numId="4">
+  <w:num w:numId="4" w16cid:durableId="2060393068">
     <w:abstractNumId w:val="4"/>
     <w:lvlOverride w:ilvl="0">
       <w:startOverride w:val="1"/>
@@ -3559,16 +4317,16 @@
       </w:lvl>
     </w:lvlOverride>
   </w:num>
-  <w:num w:numId="5">
+  <w:num w:numId="5" w16cid:durableId="1663502969">
     <w:abstractNumId w:val="4"/>
   </w:num>
-  <w:num w:numId="6">
+  <w:num w:numId="6" w16cid:durableId="967736416">
     <w:abstractNumId w:val="0"/>
   </w:num>
-  <w:num w:numId="7">
+  <w:num w:numId="7" w16cid:durableId="1895194646">
     <w:abstractNumId w:val="1"/>
   </w:num>
-  <w:num w:numId="8">
+  <w:num w:numId="8" w16cid:durableId="123625769">
     <w:abstractNumId w:val="5"/>
     <w:lvlOverride w:ilvl="0">
       <w:lvl w:ilvl="0">
@@ -3588,10 +4346,10 @@
       </w:lvl>
     </w:lvlOverride>
   </w:num>
-  <w:num w:numId="9">
+  <w:num w:numId="9" w16cid:durableId="1679691373">
     <w:abstractNumId w:val="4"/>
   </w:num>
-  <w:num w:numId="10">
+  <w:num w:numId="10" w16cid:durableId="1088230683">
     <w:abstractNumId w:val="9"/>
     <w:lvlOverride w:ilvl="0">
       <w:lvl w:ilvl="0">
@@ -3730,10 +4488,10 @@
       </w:lvl>
     </w:lvlOverride>
   </w:num>
-  <w:num w:numId="11">
+  <w:num w:numId="11" w16cid:durableId="93064879">
     <w:abstractNumId w:val="9"/>
   </w:num>
-  <w:num w:numId="12">
+  <w:num w:numId="12" w16cid:durableId="1569808407">
     <w:abstractNumId w:val="7"/>
     <w:lvlOverride w:ilvl="0">
       <w:lvl w:ilvl="0">
@@ -3753,7 +4511,7 @@
       </w:lvl>
     </w:lvlOverride>
   </w:num>
-  <w:num w:numId="13">
+  <w:num w:numId="13" w16cid:durableId="1863936862">
     <w:abstractNumId w:val="2"/>
     <w:lvlOverride w:ilvl="0">
       <w:lvl w:ilvl="0">
@@ -3892,7 +4650,7 @@
       </w:lvl>
     </w:lvlOverride>
   </w:num>
-  <w:num w:numId="14">
+  <w:num w:numId="14" w16cid:durableId="1943147913">
     <w:abstractNumId w:val="2"/>
     <w:lvlOverride w:ilvl="0">
       <w:startOverride w:val="1"/>
@@ -4040,13 +4798,13 @@
       </w:lvl>
     </w:lvlOverride>
   </w:num>
-  <w:num w:numId="15">
+  <w:num w:numId="15" w16cid:durableId="448277462">
     <w:abstractNumId w:val="2"/>
   </w:num>
-  <w:num w:numId="16">
+  <w:num w:numId="16" w16cid:durableId="921912900">
     <w:abstractNumId w:val="8"/>
   </w:num>
-  <w:num w:numId="17">
+  <w:num w:numId="17" w16cid:durableId="588924619">
     <w:abstractNumId w:val="8"/>
     <w:lvlOverride w:ilvl="0">
       <w:startOverride w:val="1"/>
@@ -4076,15 +4834,18 @@
       <w:startOverride w:val="1"/>
     </w:lvlOverride>
   </w:num>
-  <w:num w:numId="18">
+  <w:num w:numId="18" w16cid:durableId="2072383486">
     <w:abstractNumId w:val="6"/>
+  </w:num>
+  <w:num w:numId="19" w16cid:durableId="831408863">
+    <w:abstractNumId w:val="10"/>
   </w:num>
   <w:numIdMacAtCleanup w:val="4"/>
 </w:numbering>
 </file>
 
 <file path=word/styles.xml><?xml version="1.0" encoding="utf-8"?>
-<w:styles xmlns:mc="http://schemas.openxmlformats.org/markup-compatibility/2006" xmlns:r="http://schemas.openxmlformats.org/officeDocument/2006/relationships" xmlns:w="http://schemas.openxmlformats.org/wordprocessingml/2006/main" xmlns:w14="http://schemas.microsoft.com/office/word/2010/wordml" xmlns:w15="http://schemas.microsoft.com/office/word/2012/wordml" xmlns:w16cex="http://schemas.microsoft.com/office/word/2018/wordml/cex" xmlns:w16cid="http://schemas.microsoft.com/office/word/2016/wordml/cid" xmlns:w16="http://schemas.microsoft.com/office/word/2018/wordml" xmlns:w16se="http://schemas.microsoft.com/office/word/2015/wordml/symex" mc:Ignorable="w14 w15 w16se w16cid w16 w16cex">
+<w:styles xmlns:mc="http://schemas.openxmlformats.org/markup-compatibility/2006" xmlns:r="http://schemas.openxmlformats.org/officeDocument/2006/relationships" xmlns:w="http://schemas.openxmlformats.org/wordprocessingml/2006/main" xmlns:w14="http://schemas.microsoft.com/office/word/2010/wordml" xmlns:w15="http://schemas.microsoft.com/office/word/2012/wordml" xmlns:w16cex="http://schemas.microsoft.com/office/word/2018/wordml/cex" xmlns:w16cid="http://schemas.microsoft.com/office/word/2016/wordml/cid" xmlns:w16="http://schemas.microsoft.com/office/word/2018/wordml" xmlns:w16du="http://schemas.microsoft.com/office/word/2023/wordml/word16du" xmlns:w16sdtdh="http://schemas.microsoft.com/office/word/2020/wordml/sdtdatahash" xmlns:w16sdtfl="http://schemas.microsoft.com/office/word/2024/wordml/sdtformatlock" xmlns:w16se="http://schemas.microsoft.com/office/word/2015/wordml/symex" mc:Ignorable="w14 w15 w16se w16cid w16 w16cex w16sdtdh w16sdtfl w16du">
   <w:docDefaults>
     <w:rPrDefault>
       <w:rPr>
@@ -4687,7 +5448,6 @@
   <w:style w:type="character" w:default="1" w:styleId="DefaultParagraphFont">
     <w:name w:val="Default Paragraph Font"/>
     <w:uiPriority w:val="1"/>
-    <w:semiHidden/>
     <w:unhideWhenUsed/>
   </w:style>
   <w:style w:type="table" w:default="1" w:styleId="TableNormal">
@@ -6414,7 +7174,7 @@
 </file>
 
 <file path=word/glossary/document.xml><?xml version="1.0" encoding="utf-8"?>
-<w:glossaryDocument xmlns:wpc="http://schemas.microsoft.com/office/word/2010/wordprocessingCanvas" xmlns:cx="http://schemas.microsoft.com/office/drawing/2014/chartex" xmlns:cx1="http://schemas.microsoft.com/office/drawing/2015/9/8/chartex" xmlns:cx2="http://schemas.microsoft.com/office/drawing/2015/10/21/chartex" xmlns:cx3="http://schemas.microsoft.com/office/drawing/2016/5/9/chartex" xmlns:cx4="http://schemas.microsoft.com/office/drawing/2016/5/10/chartex" xmlns:cx5="http://schemas.microsoft.com/office/drawing/2016/5/11/chartex" xmlns:cx6="http://schemas.microsoft.com/office/drawing/2016/5/12/chartex" xmlns:cx7="http://schemas.microsoft.com/office/drawing/2016/5/13/chartex" xmlns:cx8="http://schemas.microsoft.com/office/drawing/2016/5/14/chartex" xmlns:mc="http://schemas.openxmlformats.org/markup-compatibility/2006" xmlns:aink="http://schemas.microsoft.com/office/drawing/2016/ink" xmlns:am3d="http://schemas.microsoft.com/office/drawing/2017/model3d" xmlns:o="urn:schemas-microsoft-com:office:office" xmlns:r="http://schemas.openxmlformats.org/officeDocument/2006/relationships" xmlns:m="http://schemas.openxmlformats.org/officeDocument/2006/math" xmlns:v="urn:schemas-microsoft-com:vml" xmlns:wp14="http://schemas.microsoft.com/office/word/2010/wordprocessingDrawing" xmlns:wp="http://schemas.openxmlformats.org/drawingml/2006/wordprocessingDrawing" xmlns:w10="urn:schemas-microsoft-com:office:word" xmlns:w="http://schemas.openxmlformats.org/wordprocessingml/2006/main" xmlns:w14="http://schemas.microsoft.com/office/word/2010/wordml" xmlns:w15="http://schemas.microsoft.com/office/word/2012/wordml" xmlns:w16cex="http://schemas.microsoft.com/office/word/2018/wordml/cex" xmlns:w16cid="http://schemas.microsoft.com/office/word/2016/wordml/cid" xmlns:w16="http://schemas.microsoft.com/office/word/2018/wordml" xmlns:w16se="http://schemas.microsoft.com/office/word/2015/wordml/symex" xmlns:wpg="http://schemas.microsoft.com/office/word/2010/wordprocessingGroup" xmlns:wpi="http://schemas.microsoft.com/office/word/2010/wordprocessingInk" xmlns:wne="http://schemas.microsoft.com/office/word/2006/wordml" xmlns:wps="http://schemas.microsoft.com/office/word/2010/wordprocessingShape" mc:Ignorable="w14 w15 w16se w16cid w16 w16cex wp14">
+<w:glossaryDocument xmlns:wpc="http://schemas.microsoft.com/office/word/2010/wordprocessingCanvas" xmlns:cx="http://schemas.microsoft.com/office/drawing/2014/chartex" xmlns:cx1="http://schemas.microsoft.com/office/drawing/2015/9/8/chartex" xmlns:cx2="http://schemas.microsoft.com/office/drawing/2015/10/21/chartex" xmlns:cx3="http://schemas.microsoft.com/office/drawing/2016/5/9/chartex" xmlns:cx4="http://schemas.microsoft.com/office/drawing/2016/5/10/chartex" xmlns:cx5="http://schemas.microsoft.com/office/drawing/2016/5/11/chartex" xmlns:cx6="http://schemas.microsoft.com/office/drawing/2016/5/12/chartex" xmlns:cx7="http://schemas.microsoft.com/office/drawing/2016/5/13/chartex" xmlns:cx8="http://schemas.microsoft.com/office/drawing/2016/5/14/chartex" xmlns:mc="http://schemas.openxmlformats.org/markup-compatibility/2006" xmlns:aink="http://schemas.microsoft.com/office/drawing/2016/ink" xmlns:am3d="http://schemas.microsoft.com/office/drawing/2017/model3d" xmlns:o="urn:schemas-microsoft-com:office:office" xmlns:oel="http://schemas.microsoft.com/office/2019/extlst" xmlns:r="http://schemas.openxmlformats.org/officeDocument/2006/relationships" xmlns:m="http://schemas.openxmlformats.org/officeDocument/2006/math" xmlns:v="urn:schemas-microsoft-com:vml" xmlns:wp14="http://schemas.microsoft.com/office/word/2010/wordprocessingDrawing" xmlns:wp="http://schemas.openxmlformats.org/drawingml/2006/wordprocessingDrawing" xmlns:w10="urn:schemas-microsoft-com:office:word" xmlns:w="http://schemas.openxmlformats.org/wordprocessingml/2006/main" xmlns:w14="http://schemas.microsoft.com/office/word/2010/wordml" xmlns:w15="http://schemas.microsoft.com/office/word/2012/wordml" xmlns:w16cex="http://schemas.microsoft.com/office/word/2018/wordml/cex" xmlns:w16cid="http://schemas.microsoft.com/office/word/2016/wordml/cid" xmlns:w16="http://schemas.microsoft.com/office/word/2018/wordml" xmlns:w16du="http://schemas.microsoft.com/office/word/2023/wordml/word16du" xmlns:w16sdtdh="http://schemas.microsoft.com/office/word/2020/wordml/sdtdatahash" xmlns:w16sdtfl="http://schemas.microsoft.com/office/word/2024/wordml/sdtformatlock" xmlns:w16se="http://schemas.microsoft.com/office/word/2015/wordml/symex" xmlns:wpg="http://schemas.microsoft.com/office/word/2010/wordprocessingGroup" xmlns:wpi="http://schemas.microsoft.com/office/word/2010/wordprocessingInk" xmlns:wne="http://schemas.microsoft.com/office/word/2006/wordml" xmlns:wps="http://schemas.microsoft.com/office/word/2010/wordprocessingShape" mc:Ignorable="w14 w15 w16se w16cid w16 w16cex w16sdtdh w16sdtfl w16du wp14">
   <w:docParts>
     <w:docPart>
       <w:docPartPr>
@@ -6450,7 +7210,7 @@
 </file>
 
 <file path=word/glossary/fontTable.xml><?xml version="1.0" encoding="utf-8"?>
-<w:fonts xmlns:mc="http://schemas.openxmlformats.org/markup-compatibility/2006" xmlns:r="http://schemas.openxmlformats.org/officeDocument/2006/relationships" xmlns:w="http://schemas.openxmlformats.org/wordprocessingml/2006/main" xmlns:w14="http://schemas.microsoft.com/office/word/2010/wordml" xmlns:w15="http://schemas.microsoft.com/office/word/2012/wordml" xmlns:w16cex="http://schemas.microsoft.com/office/word/2018/wordml/cex" xmlns:w16cid="http://schemas.microsoft.com/office/word/2016/wordml/cid" xmlns:w16="http://schemas.microsoft.com/office/word/2018/wordml" xmlns:w16se="http://schemas.microsoft.com/office/word/2015/wordml/symex" mc:Ignorable="w14 w15 w16se w16cid w16 w16cex">
+<w:fonts xmlns:mc="http://schemas.openxmlformats.org/markup-compatibility/2006" xmlns:r="http://schemas.openxmlformats.org/officeDocument/2006/relationships" xmlns:w="http://schemas.openxmlformats.org/wordprocessingml/2006/main" xmlns:w14="http://schemas.microsoft.com/office/word/2010/wordml" xmlns:w15="http://schemas.microsoft.com/office/word/2012/wordml" xmlns:w16cex="http://schemas.microsoft.com/office/word/2018/wordml/cex" xmlns:w16cid="http://schemas.microsoft.com/office/word/2016/wordml/cid" xmlns:w16="http://schemas.microsoft.com/office/word/2018/wordml" xmlns:w16du="http://schemas.microsoft.com/office/word/2023/wordml/word16du" xmlns:w16sdtdh="http://schemas.microsoft.com/office/word/2020/wordml/sdtdatahash" xmlns:w16sdtfl="http://schemas.microsoft.com/office/word/2024/wordml/sdtformatlock" xmlns:w16se="http://schemas.microsoft.com/office/word/2015/wordml/symex" mc:Ignorable="w14 w15 w16se w16cid w16 w16cex w16sdtdh w16sdtfl w16du">
   <w:font w:name="Arial">
     <w:panose1 w:val="020B0604020202020204"/>
     <w:charset w:val="00"/>
@@ -6491,7 +7251,7 @@
     <w:charset w:val="00"/>
     <w:family w:val="swiss"/>
     <w:pitch w:val="variable"/>
-    <w:sig w:usb0="E4002EFF" w:usb1="C000247B" w:usb2="00000009" w:usb3="00000000" w:csb0="000001FF" w:csb1="00000000"/>
+    <w:sig w:usb0="E4002EFF" w:usb1="C200247B" w:usb2="00000009" w:usb3="00000000" w:csb0="000001FF" w:csb1="00000000"/>
   </w:font>
   <w:font w:name="Webdings">
     <w:panose1 w:val="05030102010509060703"/>
@@ -6513,7 +7273,14 @@
     <w:charset w:val="86"/>
     <w:family w:val="auto"/>
     <w:pitch w:val="variable"/>
-    <w:sig w:usb0="00000003" w:usb1="288F0000" w:usb2="00000016" w:usb3="00000000" w:csb0="00040001" w:csb1="00000000"/>
+    <w:sig w:usb0="00000203" w:usb1="288F0000" w:usb2="00000016" w:usb3="00000000" w:csb0="00040001" w:csb1="00000000"/>
+  </w:font>
+  <w:font w:name="Angsana New">
+    <w:panose1 w:val="02020603050405020304"/>
+    <w:charset w:val="DE"/>
+    <w:family w:val="roman"/>
+    <w:pitch w:val="variable"/>
+    <w:sig w:usb0="81000003" w:usb1="00000000" w:usb2="00000000" w:usb3="00000000" w:csb0="00010001" w:csb1="00000000"/>
   </w:font>
   <w:font w:name="Cambria">
     <w:panose1 w:val="02040503050406030204"/>
@@ -6521,6 +7288,19 @@
     <w:family w:val="roman"/>
     <w:pitch w:val="variable"/>
     <w:sig w:usb0="E00006FF" w:usb1="420024FF" w:usb2="02000000" w:usb3="00000000" w:csb0="0000019F" w:csb1="00000000"/>
+  </w:font>
+  <w:font w:name="Cordia New">
+    <w:panose1 w:val="020B0304020202020204"/>
+    <w:charset w:val="DE"/>
+    <w:family w:val="swiss"/>
+    <w:pitch w:val="variable"/>
+    <w:sig w:usb0="81000003" w:usb1="00000000" w:usb2="00000000" w:usb3="00000000" w:csb0="00010001" w:csb1="00000000"/>
+  </w:font>
+  <w:font w:name="Aptos">
+    <w:charset w:val="00"/>
+    <w:family w:val="swiss"/>
+    <w:pitch w:val="variable"/>
+    <w:sig w:usb0="20000287" w:usb1="00000003" w:usb2="00000000" w:usb3="00000000" w:csb0="0000019F" w:csb1="00000000"/>
   </w:font>
   <w:font w:name="DengXian">
     <w:altName w:val="等线"/>
@@ -6532,24 +7312,22 @@
   </w:font>
   <w:font w:name="DengXian Light">
     <w:altName w:val="等线 Light"/>
-    <w:panose1 w:val="02010600030101010101"/>
     <w:charset w:val="86"/>
     <w:family w:val="auto"/>
     <w:pitch w:val="variable"/>
     <w:sig w:usb0="A00002BF" w:usb1="38CF7CFA" w:usb2="00000016" w:usb3="00000000" w:csb0="0004000F" w:csb1="00000000"/>
   </w:font>
-  <w:font w:name="Calibri Light">
-    <w:panose1 w:val="020F0302020204030204"/>
+  <w:font w:name="Aptos Display">
     <w:charset w:val="00"/>
     <w:family w:val="swiss"/>
     <w:pitch w:val="variable"/>
-    <w:sig w:usb0="E4002EFF" w:usb1="C000247B" w:usb2="00000009" w:usb3="00000000" w:csb0="000001FF" w:csb1="00000000"/>
+    <w:sig w:usb0="20000287" w:usb1="00000003" w:usb2="00000000" w:usb3="00000000" w:csb0="0000019F" w:csb1="00000000"/>
   </w:font>
 </w:fonts>
 </file>
 
 <file path=word/glossary/settings.xml><?xml version="1.0" encoding="utf-8"?>
-<w:settings xmlns:mc="http://schemas.openxmlformats.org/markup-compatibility/2006" xmlns:o="urn:schemas-microsoft-com:office:office" xmlns:r="http://schemas.openxmlformats.org/officeDocument/2006/relationships" xmlns:m="http://schemas.openxmlformats.org/officeDocument/2006/math" xmlns:v="urn:schemas-microsoft-com:vml" xmlns:w10="urn:schemas-microsoft-com:office:word" xmlns:w="http://schemas.openxmlformats.org/wordprocessingml/2006/main" xmlns:w14="http://schemas.microsoft.com/office/word/2010/wordml" xmlns:w15="http://schemas.microsoft.com/office/word/2012/wordml" xmlns:w16cex="http://schemas.microsoft.com/office/word/2018/wordml/cex" xmlns:w16cid="http://schemas.microsoft.com/office/word/2016/wordml/cid" xmlns:w16="http://schemas.microsoft.com/office/word/2018/wordml" xmlns:w16se="http://schemas.microsoft.com/office/word/2015/wordml/symex" xmlns:sl="http://schemas.openxmlformats.org/schemaLibrary/2006/main" mc:Ignorable="w14 w15 w16se w16cid w16 w16cex">
+<w:settings xmlns:mc="http://schemas.openxmlformats.org/markup-compatibility/2006" xmlns:o="urn:schemas-microsoft-com:office:office" xmlns:r="http://schemas.openxmlformats.org/officeDocument/2006/relationships" xmlns:m="http://schemas.openxmlformats.org/officeDocument/2006/math" xmlns:v="urn:schemas-microsoft-com:vml" xmlns:w10="urn:schemas-microsoft-com:office:word" xmlns:w="http://schemas.openxmlformats.org/wordprocessingml/2006/main" xmlns:w14="http://schemas.microsoft.com/office/word/2010/wordml" xmlns:w15="http://schemas.microsoft.com/office/word/2012/wordml" xmlns:w16cex="http://schemas.microsoft.com/office/word/2018/wordml/cex" xmlns:w16cid="http://schemas.microsoft.com/office/word/2016/wordml/cid" xmlns:w16="http://schemas.microsoft.com/office/word/2018/wordml" xmlns:w16du="http://schemas.microsoft.com/office/word/2023/wordml/word16du" xmlns:w16sdtdh="http://schemas.microsoft.com/office/word/2020/wordml/sdtdatahash" xmlns:w16sdtfl="http://schemas.microsoft.com/office/word/2024/wordml/sdtformatlock" xmlns:w16se="http://schemas.microsoft.com/office/word/2015/wordml/symex" xmlns:sl="http://schemas.openxmlformats.org/schemaLibrary/2006/main" mc:Ignorable="w14 w15 w16se w16cid w16 w16cex w16sdtdh w16sdtfl w16du">
   <w:view w:val="normal"/>
   <w:defaultTabStop w:val="720"/>
   <w:characterSpacingControl w:val="doNotCompress"/>
@@ -6566,9 +7344,11 @@
     <w:rsidRoot w:val="00180A57"/>
     <w:rsid w:val="00180A57"/>
     <w:rsid w:val="001F51FA"/>
+    <w:rsid w:val="00255493"/>
     <w:rsid w:val="00426573"/>
     <w:rsid w:val="00451803"/>
     <w:rsid w:val="005D43E7"/>
+    <w:rsid w:val="005E4677"/>
     <w:rsid w:val="005E6F78"/>
     <w:rsid w:val="006C182E"/>
     <w:rsid w:val="00A04157"/>
@@ -6591,7 +7371,7 @@
     <m:intLim m:val="subSup"/>
     <m:naryLim m:val="undOvr"/>
   </m:mathPr>
-  <w:themeFontLang w:val="en-US" w:eastAsia="zh-CN"/>
+  <w:themeFontLang w:val="en-US" w:eastAsia="zh-CN" w:bidi="th-TH"/>
   <w:clrSchemeMapping w:bg1="light1" w:t1="dark1" w:bg2="light2" w:t2="dark2" w:accent1="accent1" w:accent2="accent2" w:accent3="accent3" w:accent4="accent4" w:accent5="accent5" w:accent6="accent6" w:hyperlink="hyperlink" w:followedHyperlink="followedHyperlink"/>
   <w:decimalSymbol w:val="."/>
   <w:listSeparator w:val=","/>
@@ -6600,7 +7380,7 @@
 </file>
 
 <file path=word/glossary/styles.xml><?xml version="1.0" encoding="utf-8"?>
-<w:styles xmlns:mc="http://schemas.openxmlformats.org/markup-compatibility/2006" xmlns:r="http://schemas.openxmlformats.org/officeDocument/2006/relationships" xmlns:w="http://schemas.openxmlformats.org/wordprocessingml/2006/main" xmlns:w14="http://schemas.microsoft.com/office/word/2010/wordml" xmlns:w15="http://schemas.microsoft.com/office/word/2012/wordml" xmlns:w16cex="http://schemas.microsoft.com/office/word/2018/wordml/cex" xmlns:w16cid="http://schemas.microsoft.com/office/word/2016/wordml/cid" xmlns:w16="http://schemas.microsoft.com/office/word/2018/wordml" xmlns:w16se="http://schemas.microsoft.com/office/word/2015/wordml/symex" mc:Ignorable="w14 w15 w16se w16cid w16 w16cex">
+<w:styles xmlns:mc="http://schemas.openxmlformats.org/markup-compatibility/2006" xmlns:r="http://schemas.openxmlformats.org/officeDocument/2006/relationships" xmlns:w="http://schemas.openxmlformats.org/wordprocessingml/2006/main" xmlns:w14="http://schemas.microsoft.com/office/word/2010/wordml" xmlns:w15="http://schemas.microsoft.com/office/word/2012/wordml" xmlns:w16cex="http://schemas.microsoft.com/office/word/2018/wordml/cex" xmlns:w16cid="http://schemas.microsoft.com/office/word/2016/wordml/cid" xmlns:w16="http://schemas.microsoft.com/office/word/2018/wordml" xmlns:w16du="http://schemas.microsoft.com/office/word/2023/wordml/word16du" xmlns:w16sdtdh="http://schemas.microsoft.com/office/word/2020/wordml/sdtdatahash" xmlns:w16sdtfl="http://schemas.microsoft.com/office/word/2024/wordml/sdtformatlock" xmlns:w16se="http://schemas.microsoft.com/office/word/2015/wordml/symex" mc:Ignorable="w14 w15 w16se w16cid w16 w16cex w16sdtdh w16sdtfl w16du">
   <w:docDefaults>
     <w:rPrDefault>
       <w:rPr>
@@ -7041,7 +7821,7 @@
 </file>
 
 <file path=word/glossary/webSettings.xml><?xml version="1.0" encoding="utf-8"?>
-<w:webSettings xmlns:mc="http://schemas.openxmlformats.org/markup-compatibility/2006" xmlns:r="http://schemas.openxmlformats.org/officeDocument/2006/relationships" xmlns:w="http://schemas.openxmlformats.org/wordprocessingml/2006/main" xmlns:w14="http://schemas.microsoft.com/office/word/2010/wordml" xmlns:w15="http://schemas.microsoft.com/office/word/2012/wordml" xmlns:w16cex="http://schemas.microsoft.com/office/word/2018/wordml/cex" xmlns:w16cid="http://schemas.microsoft.com/office/word/2016/wordml/cid" xmlns:w16="http://schemas.microsoft.com/office/word/2018/wordml" xmlns:w16se="http://schemas.microsoft.com/office/word/2015/wordml/symex" mc:Ignorable="w14 w15 w16se w16cid w16 w16cex">
+<w:webSettings xmlns:mc="http://schemas.openxmlformats.org/markup-compatibility/2006" xmlns:r="http://schemas.openxmlformats.org/officeDocument/2006/relationships" xmlns:w="http://schemas.openxmlformats.org/wordprocessingml/2006/main" xmlns:w14="http://schemas.microsoft.com/office/word/2010/wordml" xmlns:w15="http://schemas.microsoft.com/office/word/2012/wordml" xmlns:w16cex="http://schemas.microsoft.com/office/word/2018/wordml/cex" xmlns:w16cid="http://schemas.microsoft.com/office/word/2016/wordml/cid" xmlns:w16="http://schemas.microsoft.com/office/word/2018/wordml" xmlns:w16du="http://schemas.microsoft.com/office/word/2023/wordml/word16du" xmlns:w16sdtdh="http://schemas.microsoft.com/office/word/2020/wordml/sdtdatahash" xmlns:w16sdtfl="http://schemas.microsoft.com/office/word/2024/wordml/sdtformatlock" xmlns:w16se="http://schemas.microsoft.com/office/word/2015/wordml/symex" mc:Ignorable="w14 w15 w16se w16cid w16 w16cex w16sdtdh w16sdtfl w16du">
   <w:optimizeForBrowser/>
   <w:allowPNG/>
 </w:webSettings>
